--- a/docx/final/19_成员贡献比说明.docx
+++ b/docx/final/19_成员贡献比说明.docx
@@ -28,7 +28,7 @@
         </w:p>
       </w:sdtContent>
     </w:sdt>
-    <w:bookmarkStart w:id="30" w:name="工业轴承设备剩余寿命预测系统的实现成员贡献比说明"/>
+    <w:bookmarkStart w:id="31" w:name="工业轴承设备剩余寿命预测系统的实现成员贡献比说明"/>
     <w:p>
       <w:pPr>
         <w:pStyle w:val="Heading1"/>
@@ -1090,7 +1090,7 @@
                 <w:rFonts w:ascii="宋体" w:hAnsi="宋体" w:eastAsia="宋体"/>
                 <w:sz w:val="19"/>
               </w:rPr>
-              <w:t xml:space="preserve">退化分析、生存分析接口、评价指标、确认测试计划和确认测试报告</w:t>
+              <w:t xml:space="preserve">退化分析、失效概率/生存分析基础接口、评价指标、确认测试计划和确认测试报告</w:t>
             </w:r>
           </w:p>
         </w:tc>
@@ -1288,7 +1288,7 @@
         <w:rPr>
           <w:rFonts w:ascii="宋体" w:hAnsi="宋体" w:eastAsia="宋体"/>
         </w:rPr>
-        <w:t xml:space="preserve">负责退化阶段划分、生存分析接口、评价指标体系、确认测试计划和确认测试报告，重点保障指标口径和验收标准的一致性。</w:t>
+        <w:t xml:space="preserve">负责退化阶段划分、失效概率/生存分析基础接口、评价指标体系、确认测试计划和确认测试报告，重点保障指标口径和验收标准的一致性。本轮结题验收中，RUL 指标和确认测试是主要交付依据，生存分析作为预测性维护扩展方向保留接口。</w:t>
       </w:r>
     </w:p>
     <w:bookmarkEnd w:id="25"/>
@@ -1532,7 +1532,7 @@
                 <w:rFonts w:ascii="宋体" w:hAnsi="宋体" w:eastAsia="宋体"/>
                 <w:sz w:val="19"/>
               </w:rPr>
-              <w:t xml:space="preserve">生存分析接口、评价指标、确认测试计划与报告</w:t>
+              <w:t xml:space="preserve">失效概率/生存分析基础接口、评价指标、确认测试计划与报告</w:t>
             </w:r>
           </w:p>
         </w:tc>
@@ -1616,7 +1616,7 @@
       </w:r>
     </w:p>
     <w:bookmarkEnd w:id="28"/>
-    <w:bookmarkStart w:id="29" w:name="贡献确认"/>
+    <w:bookmarkStart w:id="29" w:name="客观依据说明"/>
     <w:p>
       <w:pPr>
         <w:pStyle w:val="Heading2"/>
@@ -1625,7 +1625,485 @@
         <w:rPr>
           <w:rFonts w:ascii="黑体" w:hAnsi="黑体" w:eastAsia="黑体"/>
         </w:rPr>
-        <w:t xml:space="preserve">4. 贡献确认</w:t>
+        <w:t xml:space="preserve">4. 客观依据说明</w:t>
+      </w:r>
+    </w:p>
+    <w:tbl>
+      <w:tblPr>
+        <w:tblStyle w:val="Table"/>
+        <w:tblW w:type="pct" w:w="5000.0"/>
+        <w:tblLook w:firstRow="1" w:lastRow="0" w:firstColumn="0" w:lastColumn="0" w:noHBand="0" w:noVBand="0" w:val="0020"/>
+        <w:tblBorders>
+          <w:top w:val="single" w:sz="4" w:space="0" w:color="BFBFBF"/>
+          <w:left w:val="single" w:sz="4" w:space="0" w:color="BFBFBF"/>
+          <w:bottom w:val="single" w:sz="4" w:space="0" w:color="BFBFBF"/>
+          <w:right w:val="single" w:sz="4" w:space="0" w:color="BFBFBF"/>
+          <w:insideH w:val="single" w:sz="4" w:space="0" w:color="BFBFBF"/>
+          <w:insideV w:val="single" w:sz="4" w:space="0" w:color="BFBFBF"/>
+        </w:tblBorders>
+      </w:tblPr>
+      <w:tblGrid>
+        <w:gridCol w:w="2640"/>
+        <w:gridCol w:w="2640"/>
+        <w:gridCol w:w="2640"/>
+      </w:tblGrid>
+      <w:tr>
+        <w:tc>
+          <w:tcPr>
+            <w:shd w:fill="EAEAEA"/>
+          </w:tcPr>
+          <w:p>
+            <w:pPr>
+              <w:pStyle w:val="Compact"/>
+              <w:ind w:firstLine="0"/>
+              <w:jc w:val="left"/>
+            </w:pPr>
+            <w:r>
+              <w:rPr>
+                <w:rFonts w:ascii="宋体" w:hAnsi="宋体" w:eastAsia="宋体"/>
+                <w:sz w:val="19"/>
+              </w:rPr>
+              <w:t xml:space="preserve">依据类别</w:t>
+            </w:r>
+          </w:p>
+        </w:tc>
+        <w:tc>
+          <w:tcPr>
+            <w:shd w:fill="EAEAEA"/>
+          </w:tcPr>
+          <w:p>
+            <w:pPr>
+              <w:pStyle w:val="Compact"/>
+              <w:ind w:firstLine="0"/>
+              <w:jc w:val="left"/>
+            </w:pPr>
+            <w:r>
+              <w:rPr>
+                <w:rFonts w:ascii="宋体" w:hAnsi="宋体" w:eastAsia="宋体"/>
+                <w:sz w:val="19"/>
+              </w:rPr>
+              <w:t xml:space="preserve">对应内容</w:t>
+            </w:r>
+          </w:p>
+        </w:tc>
+        <w:tc>
+          <w:tcPr>
+            <w:shd w:fill="EAEAEA"/>
+          </w:tcPr>
+          <w:p>
+            <w:pPr>
+              <w:pStyle w:val="Compact"/>
+              <w:ind w:firstLine="0"/>
+              <w:jc w:val="left"/>
+            </w:pPr>
+            <w:r>
+              <w:rPr>
+                <w:rFonts w:ascii="宋体" w:hAnsi="宋体" w:eastAsia="宋体"/>
+                <w:sz w:val="19"/>
+              </w:rPr>
+              <w:t xml:space="preserve">用于判断的贡献</w:t>
+            </w:r>
+          </w:p>
+        </w:tc>
+      </w:tr>
+      <w:tr>
+        <w:tc>
+          <w:p>
+            <w:pPr>
+              <w:pStyle w:val="Compact"/>
+              <w:ind w:firstLine="0"/>
+              <w:jc w:val="left"/>
+            </w:pPr>
+            <w:r>
+              <w:rPr>
+                <w:rFonts w:ascii="宋体" w:hAnsi="宋体" w:eastAsia="宋体"/>
+                <w:sz w:val="19"/>
+              </w:rPr>
+              <w:t xml:space="preserve">代码模块</w:t>
+            </w:r>
+          </w:p>
+        </w:tc>
+        <w:tc>
+          <w:p>
+            <w:pPr>
+              <w:pStyle w:val="Compact"/>
+              <w:ind w:firstLine="0"/>
+              <w:jc w:val="left"/>
+            </w:pPr>
+            <w:r>
+              <w:rPr>
+                <w:rStyle w:val="VerbatimChar"/>
+                <w:rFonts w:ascii="宋体" w:hAnsi="宋体" w:eastAsia="宋体"/>
+                <w:sz w:val="19"/>
+              </w:rPr>
+              <w:t xml:space="preserve">dataset</w:t>
+            </w:r>
+            <w:r>
+              <w:rPr>
+                <w:rFonts w:ascii="宋体" w:hAnsi="宋体" w:eastAsia="宋体"/>
+                <w:sz w:val="19"/>
+              </w:rPr>
+              <w:t xml:space="preserve">、</w:t>
+            </w:r>
+            <w:r>
+              <w:rPr>
+                <w:rStyle w:val="VerbatimChar"/>
+                <w:rFonts w:ascii="宋体" w:hAnsi="宋体" w:eastAsia="宋体"/>
+                <w:sz w:val="19"/>
+              </w:rPr>
+              <w:t xml:space="preserve">feature</w:t>
+            </w:r>
+            <w:r>
+              <w:rPr>
+                <w:rFonts w:ascii="宋体" w:hAnsi="宋体" w:eastAsia="宋体"/>
+                <w:sz w:val="19"/>
+              </w:rPr>
+              <w:t xml:space="preserve">、</w:t>
+            </w:r>
+            <w:r>
+              <w:rPr>
+                <w:rStyle w:val="VerbatimChar"/>
+                <w:rFonts w:ascii="宋体" w:hAnsi="宋体" w:eastAsia="宋体"/>
+                <w:sz w:val="19"/>
+              </w:rPr>
+              <w:t xml:space="preserve">labeling</w:t>
+            </w:r>
+            <w:r>
+              <w:rPr>
+                <w:rFonts w:ascii="宋体" w:hAnsi="宋体" w:eastAsia="宋体"/>
+                <w:sz w:val="19"/>
+              </w:rPr>
+              <w:t xml:space="preserve">、</w:t>
+            </w:r>
+            <w:r>
+              <w:rPr>
+                <w:rStyle w:val="VerbatimChar"/>
+                <w:rFonts w:ascii="宋体" w:hAnsi="宋体" w:eastAsia="宋体"/>
+                <w:sz w:val="19"/>
+              </w:rPr>
+              <w:t xml:space="preserve">models</w:t>
+            </w:r>
+            <w:r>
+              <w:rPr>
+                <w:rFonts w:ascii="宋体" w:hAnsi="宋体" w:eastAsia="宋体"/>
+                <w:sz w:val="19"/>
+              </w:rPr>
+              <w:t xml:space="preserve">、</w:t>
+            </w:r>
+            <w:r>
+              <w:rPr>
+                <w:rStyle w:val="VerbatimChar"/>
+                <w:rFonts w:ascii="宋体" w:hAnsi="宋体" w:eastAsia="宋体"/>
+                <w:sz w:val="19"/>
+              </w:rPr>
+              <w:t xml:space="preserve">training</w:t>
+            </w:r>
+            <w:r>
+              <w:rPr>
+                <w:rFonts w:ascii="宋体" w:hAnsi="宋体" w:eastAsia="宋体"/>
+                <w:sz w:val="19"/>
+              </w:rPr>
+              <w:t xml:space="preserve">、</w:t>
+            </w:r>
+            <w:r>
+              <w:rPr>
+                <w:rStyle w:val="VerbatimChar"/>
+                <w:rFonts w:ascii="宋体" w:hAnsi="宋体" w:eastAsia="宋体"/>
+                <w:sz w:val="19"/>
+              </w:rPr>
+              <w:t xml:space="preserve">evaluation</w:t>
+            </w:r>
+            <w:r>
+              <w:rPr>
+                <w:rFonts w:ascii="宋体" w:hAnsi="宋体" w:eastAsia="宋体"/>
+                <w:sz w:val="19"/>
+              </w:rPr>
+              <w:t xml:space="preserve">、</w:t>
+            </w:r>
+            <w:r>
+              <w:rPr>
+                <w:rStyle w:val="VerbatimChar"/>
+                <w:rFonts w:ascii="宋体" w:hAnsi="宋体" w:eastAsia="宋体"/>
+                <w:sz w:val="19"/>
+              </w:rPr>
+              <w:t xml:space="preserve">visualization</w:t>
+            </w:r>
+          </w:p>
+        </w:tc>
+        <w:tc>
+          <w:p>
+            <w:pPr>
+              <w:pStyle w:val="Compact"/>
+              <w:ind w:firstLine="0"/>
+              <w:jc w:val="left"/>
+            </w:pPr>
+            <w:r>
+              <w:rPr>
+                <w:rFonts w:ascii="宋体" w:hAnsi="宋体" w:eastAsia="宋体"/>
+                <w:sz w:val="19"/>
+              </w:rPr>
+              <w:t xml:space="preserve">反映成员负责的实现范围</w:t>
+            </w:r>
+          </w:p>
+        </w:tc>
+      </w:tr>
+      <w:tr>
+        <w:tc>
+          <w:p>
+            <w:pPr>
+              <w:pStyle w:val="Compact"/>
+              <w:ind w:firstLine="0"/>
+              <w:jc w:val="left"/>
+            </w:pPr>
+            <w:r>
+              <w:rPr>
+                <w:rFonts w:ascii="宋体" w:hAnsi="宋体" w:eastAsia="宋体"/>
+                <w:sz w:val="19"/>
+              </w:rPr>
+              <w:t xml:space="preserve">自动化测试</w:t>
+            </w:r>
+          </w:p>
+        </w:tc>
+        <w:tc>
+          <w:p>
+            <w:pPr>
+              <w:pStyle w:val="Compact"/>
+              <w:ind w:firstLine="0"/>
+              <w:jc w:val="left"/>
+            </w:pPr>
+            <w:r>
+              <w:rPr>
+                <w:rFonts w:ascii="宋体" w:hAnsi="宋体" w:eastAsia="宋体"/>
+                <w:sz w:val="19"/>
+              </w:rPr>
+              <w:t xml:space="preserve">loader 测试、RUL 指标测试、训练 pipeline 测试、论文复现测试、notebook 执行测试</w:t>
+            </w:r>
+          </w:p>
+        </w:tc>
+        <w:tc>
+          <w:p>
+            <w:pPr>
+              <w:pStyle w:val="Compact"/>
+              <w:ind w:firstLine="0"/>
+              <w:jc w:val="left"/>
+            </w:pPr>
+            <w:r>
+              <w:rPr>
+                <w:rFonts w:ascii="宋体" w:hAnsi="宋体" w:eastAsia="宋体"/>
+                <w:sz w:val="19"/>
+              </w:rPr>
+              <w:t xml:space="preserve">反映功能是否被验证</w:t>
+            </w:r>
+          </w:p>
+        </w:tc>
+      </w:tr>
+      <w:tr>
+        <w:tc>
+          <w:p>
+            <w:pPr>
+              <w:pStyle w:val="Compact"/>
+              <w:ind w:firstLine="0"/>
+              <w:jc w:val="left"/>
+            </w:pPr>
+            <w:r>
+              <w:rPr>
+                <w:rFonts w:ascii="宋体" w:hAnsi="宋体" w:eastAsia="宋体"/>
+                <w:sz w:val="19"/>
+              </w:rPr>
+              <w:t xml:space="preserve">论文复现</w:t>
+            </w:r>
+          </w:p>
+        </w:tc>
+        <w:tc>
+          <w:p>
+            <w:pPr>
+              <w:pStyle w:val="Compact"/>
+              <w:ind w:firstLine="0"/>
+              <w:jc w:val="left"/>
+            </w:pPr>
+            <w:r>
+              <w:rPr>
+                <w:rStyle w:val="VerbatimChar"/>
+                <w:rFonts w:ascii="宋体" w:hAnsi="宋体" w:eastAsia="宋体"/>
+                <w:sz w:val="19"/>
+              </w:rPr>
+              <w:t xml:space="preserve">examples/06_*</w:t>
+            </w:r>
+            <w:r>
+              <w:rPr>
+                <w:rFonts w:ascii="宋体" w:hAnsi="宋体" w:eastAsia="宋体"/>
+                <w:sz w:val="19"/>
+              </w:rPr>
+              <w:t xml:space="preserve">、</w:t>
+            </w:r>
+            <w:r>
+              <w:rPr>
+                <w:rStyle w:val="VerbatimChar"/>
+                <w:rFonts w:ascii="宋体" w:hAnsi="宋体" w:eastAsia="宋体"/>
+                <w:sz w:val="19"/>
+              </w:rPr>
+              <w:t xml:space="preserve">examples/07_*</w:t>
+            </w:r>
+            <w:r>
+              <w:rPr>
+                <w:rFonts w:ascii="宋体" w:hAnsi="宋体" w:eastAsia="宋体"/>
+                <w:sz w:val="19"/>
+              </w:rPr>
+              <w:t xml:space="preserve"> </w:t>
+            </w:r>
+            <w:r>
+              <w:rPr>
+                <w:rFonts w:ascii="宋体" w:hAnsi="宋体" w:eastAsia="宋体"/>
+                <w:sz w:val="19"/>
+              </w:rPr>
+              <w:t xml:space="preserve">和</w:t>
+            </w:r>
+            <w:r>
+              <w:rPr>
+                <w:rFonts w:ascii="宋体" w:hAnsi="宋体" w:eastAsia="宋体"/>
+                <w:sz w:val="19"/>
+              </w:rPr>
+              <w:t xml:space="preserve"> </w:t>
+            </w:r>
+            <w:r>
+              <w:rPr>
+                <w:rStyle w:val="VerbatimChar"/>
+                <w:rFonts w:ascii="宋体" w:hAnsi="宋体" w:eastAsia="宋体"/>
+                <w:sz w:val="19"/>
+              </w:rPr>
+              <w:t xml:space="preserve">docs/PAPER_REPRODUCTION.md</w:t>
+            </w:r>
+          </w:p>
+        </w:tc>
+        <w:tc>
+          <w:p>
+            <w:pPr>
+              <w:pStyle w:val="Compact"/>
+              <w:ind w:firstLine="0"/>
+              <w:jc w:val="left"/>
+            </w:pPr>
+            <w:r>
+              <w:rPr>
+                <w:rFonts w:ascii="宋体" w:hAnsi="宋体" w:eastAsia="宋体"/>
+                <w:sz w:val="19"/>
+              </w:rPr>
+              <w:t xml:space="preserve">反映模型、指标和实验记录工作量</w:t>
+            </w:r>
+          </w:p>
+        </w:tc>
+      </w:tr>
+      <w:tr>
+        <w:tc>
+          <w:p>
+            <w:pPr>
+              <w:pStyle w:val="Compact"/>
+              <w:ind w:firstLine="0"/>
+              <w:jc w:val="left"/>
+            </w:pPr>
+            <w:r>
+              <w:rPr>
+                <w:rFonts w:ascii="宋体" w:hAnsi="宋体" w:eastAsia="宋体"/>
+                <w:sz w:val="19"/>
+              </w:rPr>
+              <w:t xml:space="preserve">课程文档</w:t>
+            </w:r>
+          </w:p>
+        </w:tc>
+        <w:tc>
+          <w:p>
+            <w:pPr>
+              <w:pStyle w:val="Compact"/>
+              <w:ind w:firstLine="0"/>
+              <w:jc w:val="left"/>
+            </w:pPr>
+            <w:r>
+              <w:rPr>
+                <w:rFonts w:ascii="宋体" w:hAnsi="宋体" w:eastAsia="宋体"/>
+                <w:sz w:val="19"/>
+              </w:rPr>
+              <w:t xml:space="preserve">开题、中期、结题、测试报告、用户手册、安装手册、技术论文、答辩材料</w:t>
+            </w:r>
+          </w:p>
+        </w:tc>
+        <w:tc>
+          <w:p>
+            <w:pPr>
+              <w:pStyle w:val="Compact"/>
+              <w:ind w:firstLine="0"/>
+              <w:jc w:val="left"/>
+            </w:pPr>
+            <w:r>
+              <w:rPr>
+                <w:rFonts w:ascii="宋体" w:hAnsi="宋体" w:eastAsia="宋体"/>
+                <w:sz w:val="19"/>
+              </w:rPr>
+              <w:t xml:space="preserve">反映软件工程交付完整性</w:t>
+            </w:r>
+          </w:p>
+        </w:tc>
+      </w:tr>
+      <w:tr>
+        <w:tc>
+          <w:p>
+            <w:pPr>
+              <w:pStyle w:val="Compact"/>
+              <w:ind w:firstLine="0"/>
+              <w:jc w:val="left"/>
+            </w:pPr>
+            <w:r>
+              <w:rPr>
+                <w:rFonts w:ascii="宋体" w:hAnsi="宋体" w:eastAsia="宋体"/>
+                <w:sz w:val="19"/>
+              </w:rPr>
+              <w:t xml:space="preserve">最终集成</w:t>
+            </w:r>
+          </w:p>
+        </w:tc>
+        <w:tc>
+          <w:p>
+            <w:pPr>
+              <w:pStyle w:val="Compact"/>
+              <w:ind w:firstLine="0"/>
+              <w:jc w:val="left"/>
+            </w:pPr>
+            <w:r>
+              <w:rPr>
+                <w:rFonts w:ascii="宋体" w:hAnsi="宋体" w:eastAsia="宋体"/>
+                <w:sz w:val="19"/>
+              </w:rPr>
+              <w:t xml:space="preserve">文档导出脚本、PPT/讲稿、确认测试报告、交付清单</w:t>
+            </w:r>
+          </w:p>
+        </w:tc>
+        <w:tc>
+          <w:p>
+            <w:pPr>
+              <w:pStyle w:val="Compact"/>
+              <w:ind w:firstLine="0"/>
+              <w:jc w:val="left"/>
+            </w:pPr>
+            <w:r>
+              <w:rPr>
+                <w:rFonts w:ascii="宋体" w:hAnsi="宋体" w:eastAsia="宋体"/>
+                <w:sz w:val="19"/>
+              </w:rPr>
+              <w:t xml:space="preserve">反映结题阶段收口工作</w:t>
+            </w:r>
+          </w:p>
+        </w:tc>
+      </w:tr>
+    </w:tbl>
+    <w:bookmarkEnd w:id="29"/>
+    <w:bookmarkStart w:id="30" w:name="贡献确认"/>
+    <w:p>
+      <w:pPr>
+        <w:pStyle w:val="Heading2"/>
+      </w:pPr>
+      <w:r>
+        <w:rPr>
+          <w:rFonts w:ascii="黑体" w:hAnsi="黑体" w:eastAsia="黑体"/>
+        </w:rPr>
+        <w:t xml:space="preserve">5. 贡献确认</w:t>
       </w:r>
     </w:p>
     <w:p>
@@ -1639,8 +2117,8 @@
         <w:t xml:space="preserve">本贡献比例根据项目计划、代码模块、文档产物、测试内容和最终集成工作综合评估。各成员均参与需求理解、阶段评审和最终材料整理。</w:t>
       </w:r>
     </w:p>
-    <w:bookmarkEnd w:id="29"/>
     <w:bookmarkEnd w:id="30"/>
+    <w:bookmarkEnd w:id="31"/>
     <w:sectPr>
       <w:pgMar w:top="1361" w:bottom="1247" w:left="1417" w:right="1417"/>
     </w:sectPr>

--- a/docx/final/19_成员贡献比说明.docx
+++ b/docx/final/19_成员贡献比说明.docx
@@ -36,9 +36,9 @@
       </w:pPr>
       <w:r>
         <w:rPr>
-          <w:rFonts w:ascii="黑体" w:hAnsi="黑体" w:eastAsia="黑体"/>
+          <w:rFonts w:ascii="宋体" w:hAnsi="宋体" w:eastAsia="宋体"/>
           <w:b/>
-          <w:sz w:val="40"/>
+          <w:sz w:val="48"/>
         </w:rPr>
         <w:t xml:space="preserve">工业轴承设备剩余寿命预测系统的实现：成员贡献比说明</w:t>
       </w:r>
@@ -50,7 +50,7 @@
       </w:pPr>
       <w:r>
         <w:rPr>
-          <w:rFonts w:ascii="黑体" w:hAnsi="黑体" w:eastAsia="黑体"/>
+          <w:rFonts w:ascii="宋体" w:hAnsi="宋体" w:eastAsia="宋体"/>
         </w:rPr>
         <w:t xml:space="preserve">文档信息</w:t>
       </w:r>
@@ -61,19 +61,19 @@
         <w:tblW w:type="pct" w:w="0.0"/>
         <w:tblLook w:firstRow="1" w:lastRow="0" w:firstColumn="0" w:lastColumn="0" w:noHBand="0" w:noVBand="0" w:val="0020"/>
         <w:tblBorders>
-          <w:top w:val="single" w:sz="4" w:space="0" w:color="BFBFBF"/>
-          <w:left w:val="single" w:sz="4" w:space="0" w:color="BFBFBF"/>
-          <w:bottom w:val="single" w:sz="4" w:space="0" w:color="BFBFBF"/>
-          <w:right w:val="single" w:sz="4" w:space="0" w:color="BFBFBF"/>
-          <w:insideH w:val="single" w:sz="4" w:space="0" w:color="BFBFBF"/>
-          <w:insideV w:val="single" w:sz="4" w:space="0" w:color="BFBFBF"/>
+          <w:top w:val="single" w:sz="4" w:space="0" w:color="000000"/>
+          <w:left w:val="single" w:sz="4" w:space="0" w:color="000000"/>
+          <w:bottom w:val="single" w:sz="4" w:space="0" w:color="000000"/>
+          <w:right w:val="single" w:sz="4" w:space="0" w:color="000000"/>
+          <w:insideH w:val="single" w:sz="4" w:space="0" w:color="000000"/>
+          <w:insideV w:val="single" w:sz="4" w:space="0" w:color="000000"/>
         </w:tblBorders>
       </w:tblPr>
       <w:tblGrid/>
       <w:tr>
         <w:tc>
           <w:tcPr>
-            <w:shd w:fill="EAEAEA"/>
+            <w:shd w:fill="FFFFFF"/>
           </w:tcPr>
           <w:p>
             <w:pPr>
@@ -84,7 +84,8 @@
             <w:r>
               <w:rPr>
                 <w:rFonts w:ascii="宋体" w:hAnsi="宋体" w:eastAsia="宋体"/>
-                <w:sz w:val="19"/>
+                <w:b/>
+                <w:sz w:val="21"/>
               </w:rPr>
               <w:t xml:space="preserve">项目</w:t>
             </w:r>
@@ -92,7 +93,7 @@
         </w:tc>
         <w:tc>
           <w:tcPr>
-            <w:shd w:fill="EAEAEA"/>
+            <w:shd w:fill="FFFFFF"/>
           </w:tcPr>
           <w:p>
             <w:pPr>
@@ -103,7 +104,8 @@
             <w:r>
               <w:rPr>
                 <w:rFonts w:ascii="宋体" w:hAnsi="宋体" w:eastAsia="宋体"/>
-                <w:sz w:val="19"/>
+                <w:b/>
+                <w:sz w:val="21"/>
               </w:rPr>
               <w:t xml:space="preserve">内容</w:t>
             </w:r>
@@ -121,7 +123,7 @@
             <w:r>
               <w:rPr>
                 <w:rFonts w:ascii="宋体" w:hAnsi="宋体" w:eastAsia="宋体"/>
-                <w:sz w:val="19"/>
+                <w:sz w:val="21"/>
               </w:rPr>
               <w:t xml:space="preserve">文档名称</w:t>
             </w:r>
@@ -137,7 +139,7 @@
             <w:r>
               <w:rPr>
                 <w:rFonts w:ascii="宋体" w:hAnsi="宋体" w:eastAsia="宋体"/>
-                <w:sz w:val="19"/>
+                <w:sz w:val="21"/>
               </w:rPr>
               <w:t xml:space="preserve">成员贡献比说明</w:t>
             </w:r>
@@ -155,7 +157,7 @@
             <w:r>
               <w:rPr>
                 <w:rFonts w:ascii="宋体" w:hAnsi="宋体" w:eastAsia="宋体"/>
-                <w:sz w:val="19"/>
+                <w:sz w:val="21"/>
               </w:rPr>
               <w:t xml:space="preserve">文档编号</w:t>
             </w:r>
@@ -171,7 +173,7 @@
             <w:r>
               <w:rPr>
                 <w:rFonts w:ascii="宋体" w:hAnsi="宋体" w:eastAsia="宋体"/>
-                <w:sz w:val="19"/>
+                <w:sz w:val="21"/>
               </w:rPr>
               <w:t xml:space="preserve">SE-PHM-FINAL-19</w:t>
             </w:r>
@@ -189,7 +191,7 @@
             <w:r>
               <w:rPr>
                 <w:rFonts w:ascii="宋体" w:hAnsi="宋体" w:eastAsia="宋体"/>
-                <w:sz w:val="19"/>
+                <w:sz w:val="21"/>
               </w:rPr>
               <w:t xml:space="preserve">文档阶段</w:t>
             </w:r>
@@ -205,7 +207,7 @@
             <w:r>
               <w:rPr>
                 <w:rFonts w:ascii="宋体" w:hAnsi="宋体" w:eastAsia="宋体"/>
-                <w:sz w:val="19"/>
+                <w:sz w:val="21"/>
               </w:rPr>
               <w:t xml:space="preserve">结题</w:t>
             </w:r>
@@ -223,7 +225,7 @@
             <w:r>
               <w:rPr>
                 <w:rFonts w:ascii="宋体" w:hAnsi="宋体" w:eastAsia="宋体"/>
-                <w:sz w:val="19"/>
+                <w:sz w:val="21"/>
               </w:rPr>
               <w:t xml:space="preserve">项目名称</w:t>
             </w:r>
@@ -239,7 +241,7 @@
             <w:r>
               <w:rPr>
                 <w:rFonts w:ascii="宋体" w:hAnsi="宋体" w:eastAsia="宋体"/>
-                <w:sz w:val="19"/>
+                <w:sz w:val="21"/>
               </w:rPr>
               <w:t xml:space="preserve">工业轴承设备剩余寿命预测系统的实现</w:t>
             </w:r>
@@ -257,7 +259,7 @@
             <w:r>
               <w:rPr>
                 <w:rFonts w:ascii="宋体" w:hAnsi="宋体" w:eastAsia="宋体"/>
-                <w:sz w:val="19"/>
+                <w:sz w:val="21"/>
               </w:rPr>
               <w:t xml:space="preserve">课程</w:t>
             </w:r>
@@ -273,7 +275,7 @@
             <w:r>
               <w:rPr>
                 <w:rFonts w:ascii="宋体" w:hAnsi="宋体" w:eastAsia="宋体"/>
-                <w:sz w:val="19"/>
+                <w:sz w:val="21"/>
               </w:rPr>
               <w:t xml:space="preserve">中国科学技术大学软件学院《软件工程》</w:t>
             </w:r>
@@ -291,7 +293,7 @@
             <w:r>
               <w:rPr>
                 <w:rFonts w:ascii="宋体" w:hAnsi="宋体" w:eastAsia="宋体"/>
-                <w:sz w:val="19"/>
+                <w:sz w:val="21"/>
               </w:rPr>
               <w:t xml:space="preserve">指导老师</w:t>
             </w:r>
@@ -307,7 +309,7 @@
             <w:r>
               <w:rPr>
                 <w:rFonts w:ascii="宋体" w:hAnsi="宋体" w:eastAsia="宋体"/>
-                <w:sz w:val="19"/>
+                <w:sz w:val="21"/>
               </w:rPr>
               <w:t xml:space="preserve">zjf</w:t>
             </w:r>
@@ -325,7 +327,7 @@
             <w:r>
               <w:rPr>
                 <w:rFonts w:ascii="宋体" w:hAnsi="宋体" w:eastAsia="宋体"/>
-                <w:sz w:val="19"/>
+                <w:sz w:val="21"/>
               </w:rPr>
               <w:t xml:space="preserve">小组成员</w:t>
             </w:r>
@@ -341,7 +343,7 @@
             <w:r>
               <w:rPr>
                 <w:rFonts w:ascii="宋体" w:hAnsi="宋体" w:eastAsia="宋体"/>
-                <w:sz w:val="19"/>
+                <w:sz w:val="21"/>
               </w:rPr>
               <w:t xml:space="preserve">zyj、cyy、zdh、zy</w:t>
             </w:r>
@@ -359,7 +361,7 @@
             <w:r>
               <w:rPr>
                 <w:rFonts w:ascii="宋体" w:hAnsi="宋体" w:eastAsia="宋体"/>
-                <w:sz w:val="19"/>
+                <w:sz w:val="21"/>
               </w:rPr>
               <w:t xml:space="preserve">文档负责人</w:t>
             </w:r>
@@ -375,7 +377,7 @@
             <w:r>
               <w:rPr>
                 <w:rFonts w:ascii="宋体" w:hAnsi="宋体" w:eastAsia="宋体"/>
-                <w:sz w:val="19"/>
+                <w:sz w:val="21"/>
               </w:rPr>
               <w:t xml:space="preserve">zyj</w:t>
             </w:r>
@@ -393,7 +395,7 @@
             <w:r>
               <w:rPr>
                 <w:rFonts w:ascii="宋体" w:hAnsi="宋体" w:eastAsia="宋体"/>
-                <w:sz w:val="19"/>
+                <w:sz w:val="21"/>
               </w:rPr>
               <w:t xml:space="preserve">参与编写</w:t>
             </w:r>
@@ -409,7 +411,7 @@
             <w:r>
               <w:rPr>
                 <w:rFonts w:ascii="宋体" w:hAnsi="宋体" w:eastAsia="宋体"/>
-                <w:sz w:val="19"/>
+                <w:sz w:val="21"/>
               </w:rPr>
               <w:t xml:space="preserve">cyy、zdh、zy</w:t>
             </w:r>
@@ -427,7 +429,7 @@
             <w:r>
               <w:rPr>
                 <w:rFonts w:ascii="宋体" w:hAnsi="宋体" w:eastAsia="宋体"/>
-                <w:sz w:val="19"/>
+                <w:sz w:val="21"/>
               </w:rPr>
               <w:t xml:space="preserve">版本</w:t>
             </w:r>
@@ -443,7 +445,7 @@
             <w:r>
               <w:rPr>
                 <w:rFonts w:ascii="宋体" w:hAnsi="宋体" w:eastAsia="宋体"/>
-                <w:sz w:val="19"/>
+                <w:sz w:val="21"/>
               </w:rPr>
               <w:t xml:space="preserve">V3.0</w:t>
             </w:r>
@@ -461,7 +463,7 @@
             <w:r>
               <w:rPr>
                 <w:rFonts w:ascii="宋体" w:hAnsi="宋体" w:eastAsia="宋体"/>
-                <w:sz w:val="19"/>
+                <w:sz w:val="21"/>
               </w:rPr>
               <w:t xml:space="preserve">修订日期</w:t>
             </w:r>
@@ -477,7 +479,7 @@
             <w:r>
               <w:rPr>
                 <w:rFonts w:ascii="宋体" w:hAnsi="宋体" w:eastAsia="宋体"/>
-                <w:sz w:val="19"/>
+                <w:sz w:val="21"/>
               </w:rPr>
               <w:t xml:space="preserve">2026-06-14</w:t>
             </w:r>
@@ -495,7 +497,7 @@
             <w:r>
               <w:rPr>
                 <w:rFonts w:ascii="宋体" w:hAnsi="宋体" w:eastAsia="宋体"/>
-                <w:sz w:val="19"/>
+                <w:sz w:val="21"/>
               </w:rPr>
               <w:t xml:space="preserve">归档形式</w:t>
             </w:r>
@@ -511,7 +513,7 @@
             <w:r>
               <w:rPr>
                 <w:rFonts w:ascii="宋体" w:hAnsi="宋体" w:eastAsia="宋体"/>
-                <w:sz w:val="19"/>
+                <w:sz w:val="21"/>
               </w:rPr>
               <w:t xml:space="preserve">Markdown 源文件、PDF、DOCX</w:t>
             </w:r>
@@ -529,7 +531,7 @@
             <w:r>
               <w:rPr>
                 <w:rFonts w:ascii="宋体" w:hAnsi="宋体" w:eastAsia="宋体"/>
-                <w:sz w:val="19"/>
+                <w:sz w:val="21"/>
               </w:rPr>
               <w:t xml:space="preserve">内容基线</w:t>
             </w:r>
@@ -545,7 +547,7 @@
             <w:r>
               <w:rPr>
                 <w:rFonts w:ascii="宋体" w:hAnsi="宋体" w:eastAsia="宋体"/>
-                <w:sz w:val="19"/>
+                <w:sz w:val="21"/>
               </w:rPr>
               <w:t xml:space="preserve">成员职责、贡献比例、交叉评审和确认说明</w:t>
             </w:r>
@@ -561,7 +563,7 @@
       </w:pPr>
       <w:r>
         <w:rPr>
-          <w:rFonts w:ascii="黑体" w:hAnsi="黑体" w:eastAsia="黑体"/>
+          <w:rFonts w:ascii="宋体" w:hAnsi="宋体" w:eastAsia="宋体"/>
         </w:rPr>
         <w:t xml:space="preserve">修订记录</w:t>
       </w:r>
@@ -572,19 +574,19 @@
         <w:tblW w:type="pct" w:w="0.0"/>
         <w:tblLook w:firstRow="1" w:lastRow="0" w:firstColumn="0" w:lastColumn="0" w:noHBand="0" w:noVBand="0" w:val="0020"/>
         <w:tblBorders>
-          <w:top w:val="single" w:sz="4" w:space="0" w:color="BFBFBF"/>
-          <w:left w:val="single" w:sz="4" w:space="0" w:color="BFBFBF"/>
-          <w:bottom w:val="single" w:sz="4" w:space="0" w:color="BFBFBF"/>
-          <w:right w:val="single" w:sz="4" w:space="0" w:color="BFBFBF"/>
-          <w:insideH w:val="single" w:sz="4" w:space="0" w:color="BFBFBF"/>
-          <w:insideV w:val="single" w:sz="4" w:space="0" w:color="BFBFBF"/>
+          <w:top w:val="single" w:sz="4" w:space="0" w:color="000000"/>
+          <w:left w:val="single" w:sz="4" w:space="0" w:color="000000"/>
+          <w:bottom w:val="single" w:sz="4" w:space="0" w:color="000000"/>
+          <w:right w:val="single" w:sz="4" w:space="0" w:color="000000"/>
+          <w:insideH w:val="single" w:sz="4" w:space="0" w:color="000000"/>
+          <w:insideV w:val="single" w:sz="4" w:space="0" w:color="000000"/>
         </w:tblBorders>
       </w:tblPr>
       <w:tblGrid/>
       <w:tr>
         <w:tc>
           <w:tcPr>
-            <w:shd w:fill="EAEAEA"/>
+            <w:shd w:fill="FFFFFF"/>
           </w:tcPr>
           <w:p>
             <w:pPr>
@@ -595,7 +597,8 @@
             <w:r>
               <w:rPr>
                 <w:rFonts w:ascii="宋体" w:hAnsi="宋体" w:eastAsia="宋体"/>
-                <w:sz w:val="19"/>
+                <w:b/>
+                <w:sz w:val="21"/>
               </w:rPr>
               <w:t xml:space="preserve">版本</w:t>
             </w:r>
@@ -603,7 +606,7 @@
         </w:tc>
         <w:tc>
           <w:tcPr>
-            <w:shd w:fill="EAEAEA"/>
+            <w:shd w:fill="FFFFFF"/>
           </w:tcPr>
           <w:p>
             <w:pPr>
@@ -614,7 +617,8 @@
             <w:r>
               <w:rPr>
                 <w:rFonts w:ascii="宋体" w:hAnsi="宋体" w:eastAsia="宋体"/>
-                <w:sz w:val="19"/>
+                <w:b/>
+                <w:sz w:val="21"/>
               </w:rPr>
               <w:t xml:space="preserve">日期</w:t>
             </w:r>
@@ -622,7 +626,7 @@
         </w:tc>
         <w:tc>
           <w:tcPr>
-            <w:shd w:fill="EAEAEA"/>
+            <w:shd w:fill="FFFFFF"/>
           </w:tcPr>
           <w:p>
             <w:pPr>
@@ -633,7 +637,8 @@
             <w:r>
               <w:rPr>
                 <w:rFonts w:ascii="宋体" w:hAnsi="宋体" w:eastAsia="宋体"/>
-                <w:sz w:val="19"/>
+                <w:b/>
+                <w:sz w:val="21"/>
               </w:rPr>
               <w:t xml:space="preserve">编写人</w:t>
             </w:r>
@@ -641,7 +646,7 @@
         </w:tc>
         <w:tc>
           <w:tcPr>
-            <w:shd w:fill="EAEAEA"/>
+            <w:shd w:fill="FFFFFF"/>
           </w:tcPr>
           <w:p>
             <w:pPr>
@@ -652,7 +657,8 @@
             <w:r>
               <w:rPr>
                 <w:rFonts w:ascii="宋体" w:hAnsi="宋体" w:eastAsia="宋体"/>
-                <w:sz w:val="19"/>
+                <w:b/>
+                <w:sz w:val="21"/>
               </w:rPr>
               <w:t xml:space="preserve">说明</w:t>
             </w:r>
@@ -670,7 +676,7 @@
             <w:r>
               <w:rPr>
                 <w:rFonts w:ascii="宋体" w:hAnsi="宋体" w:eastAsia="宋体"/>
-                <w:sz w:val="19"/>
+                <w:sz w:val="21"/>
               </w:rPr>
               <w:t xml:space="preserve">V1.0</w:t>
             </w:r>
@@ -686,7 +692,7 @@
             <w:r>
               <w:rPr>
                 <w:rFonts w:ascii="宋体" w:hAnsi="宋体" w:eastAsia="宋体"/>
-                <w:sz w:val="19"/>
+                <w:sz w:val="21"/>
               </w:rPr>
               <w:t xml:space="preserve">2025-11-10</w:t>
             </w:r>
@@ -702,7 +708,7 @@
             <w:r>
               <w:rPr>
                 <w:rFonts w:ascii="宋体" w:hAnsi="宋体" w:eastAsia="宋体"/>
-                <w:sz w:val="19"/>
+                <w:sz w:val="21"/>
               </w:rPr>
               <w:t xml:space="preserve">项目组</w:t>
             </w:r>
@@ -718,7 +724,7 @@
             <w:r>
               <w:rPr>
                 <w:rFonts w:ascii="宋体" w:hAnsi="宋体" w:eastAsia="宋体"/>
-                <w:sz w:val="19"/>
+                <w:sz w:val="21"/>
               </w:rPr>
               <w:t xml:space="preserve">完成初版课程文档</w:t>
             </w:r>
@@ -736,7 +742,7 @@
             <w:r>
               <w:rPr>
                 <w:rFonts w:ascii="宋体" w:hAnsi="宋体" w:eastAsia="宋体"/>
-                <w:sz w:val="19"/>
+                <w:sz w:val="21"/>
               </w:rPr>
               <w:t xml:space="preserve">V2.0</w:t>
             </w:r>
@@ -752,7 +758,7 @@
             <w:r>
               <w:rPr>
                 <w:rFonts w:ascii="宋体" w:hAnsi="宋体" w:eastAsia="宋体"/>
-                <w:sz w:val="19"/>
+                <w:sz w:val="21"/>
               </w:rPr>
               <w:t xml:space="preserve">2026-03-12</w:t>
             </w:r>
@@ -768,7 +774,7 @@
             <w:r>
               <w:rPr>
                 <w:rFonts w:ascii="宋体" w:hAnsi="宋体" w:eastAsia="宋体"/>
-                <w:sz w:val="19"/>
+                <w:sz w:val="21"/>
               </w:rPr>
               <w:t xml:space="preserve">项目组</w:t>
             </w:r>
@@ -784,7 +790,7 @@
             <w:r>
               <w:rPr>
                 <w:rFonts w:ascii="宋体" w:hAnsi="宋体" w:eastAsia="宋体"/>
-                <w:sz w:val="19"/>
+                <w:sz w:val="21"/>
               </w:rPr>
               <w:t xml:space="preserve">统一项目名称、技术基线和阶段交付内容</w:t>
             </w:r>
@@ -802,7 +808,7 @@
             <w:r>
               <w:rPr>
                 <w:rFonts w:ascii="宋体" w:hAnsi="宋体" w:eastAsia="宋体"/>
-                <w:sz w:val="19"/>
+                <w:sz w:val="21"/>
               </w:rPr>
               <w:t xml:space="preserve">V3.0</w:t>
             </w:r>
@@ -818,7 +824,7 @@
             <w:r>
               <w:rPr>
                 <w:rFonts w:ascii="宋体" w:hAnsi="宋体" w:eastAsia="宋体"/>
-                <w:sz w:val="19"/>
+                <w:sz w:val="21"/>
               </w:rPr>
               <w:t xml:space="preserve">2026-06-14</w:t>
             </w:r>
@@ -834,7 +840,7 @@
             <w:r>
               <w:rPr>
                 <w:rFonts w:ascii="宋体" w:hAnsi="宋体" w:eastAsia="宋体"/>
-                <w:sz w:val="19"/>
+                <w:sz w:val="21"/>
               </w:rPr>
               <w:t xml:space="preserve">项目组</w:t>
             </w:r>
@@ -850,7 +856,7 @@
             <w:r>
               <w:rPr>
                 <w:rFonts w:ascii="宋体" w:hAnsi="宋体" w:eastAsia="宋体"/>
-                <w:sz w:val="19"/>
+                <w:sz w:val="21"/>
               </w:rPr>
               <w:t xml:space="preserve">参考课程交付样例统一封面与归档格式，补充数据理解、技术难点、测试验收和 DOCX 交付信息</w:t>
             </w:r>
@@ -866,7 +872,7 @@
       </w:pPr>
       <w:r>
         <w:rPr>
-          <w:rFonts w:ascii="黑体" w:hAnsi="黑体" w:eastAsia="黑体"/>
+          <w:rFonts w:ascii="宋体" w:hAnsi="宋体" w:eastAsia="宋体"/>
         </w:rPr>
         <w:t xml:space="preserve">1. 贡献比例汇总</w:t>
       </w:r>
@@ -877,19 +883,19 @@
         <w:tblW w:type="pct" w:w="0.0"/>
         <w:tblLook w:firstRow="1" w:lastRow="0" w:firstColumn="0" w:lastColumn="0" w:noHBand="0" w:noVBand="0" w:val="0020"/>
         <w:tblBorders>
-          <w:top w:val="single" w:sz="4" w:space="0" w:color="BFBFBF"/>
-          <w:left w:val="single" w:sz="4" w:space="0" w:color="BFBFBF"/>
-          <w:bottom w:val="single" w:sz="4" w:space="0" w:color="BFBFBF"/>
-          <w:right w:val="single" w:sz="4" w:space="0" w:color="BFBFBF"/>
-          <w:insideH w:val="single" w:sz="4" w:space="0" w:color="BFBFBF"/>
-          <w:insideV w:val="single" w:sz="4" w:space="0" w:color="BFBFBF"/>
+          <w:top w:val="single" w:sz="4" w:space="0" w:color="000000"/>
+          <w:left w:val="single" w:sz="4" w:space="0" w:color="000000"/>
+          <w:bottom w:val="single" w:sz="4" w:space="0" w:color="000000"/>
+          <w:right w:val="single" w:sz="4" w:space="0" w:color="000000"/>
+          <w:insideH w:val="single" w:sz="4" w:space="0" w:color="000000"/>
+          <w:insideV w:val="single" w:sz="4" w:space="0" w:color="000000"/>
         </w:tblBorders>
       </w:tblPr>
       <w:tblGrid/>
       <w:tr>
         <w:tc>
           <w:tcPr>
-            <w:shd w:fill="EAEAEA"/>
+            <w:shd w:fill="FFFFFF"/>
           </w:tcPr>
           <w:p>
             <w:pPr>
@@ -900,7 +906,8 @@
             <w:r>
               <w:rPr>
                 <w:rFonts w:ascii="宋体" w:hAnsi="宋体" w:eastAsia="宋体"/>
-                <w:sz w:val="19"/>
+                <w:b/>
+                <w:sz w:val="21"/>
               </w:rPr>
               <w:t xml:space="preserve">成员</w:t>
             </w:r>
@@ -908,7 +915,7 @@
         </w:tc>
         <w:tc>
           <w:tcPr>
-            <w:shd w:fill="EAEAEA"/>
+            <w:shd w:fill="FFFFFF"/>
           </w:tcPr>
           <w:p>
             <w:pPr>
@@ -919,7 +926,8 @@
             <w:r>
               <w:rPr>
                 <w:rFonts w:ascii="宋体" w:hAnsi="宋体" w:eastAsia="宋体"/>
-                <w:sz w:val="19"/>
+                <w:b/>
+                <w:sz w:val="21"/>
               </w:rPr>
               <w:t xml:space="preserve">贡献比例</w:t>
             </w:r>
@@ -927,7 +935,7 @@
         </w:tc>
         <w:tc>
           <w:tcPr>
-            <w:shd w:fill="EAEAEA"/>
+            <w:shd w:fill="FFFFFF"/>
           </w:tcPr>
           <w:p>
             <w:pPr>
@@ -938,7 +946,8 @@
             <w:r>
               <w:rPr>
                 <w:rFonts w:ascii="宋体" w:hAnsi="宋体" w:eastAsia="宋体"/>
-                <w:sz w:val="19"/>
+                <w:b/>
+                <w:sz w:val="21"/>
               </w:rPr>
               <w:t xml:space="preserve">主要贡献依据</w:t>
             </w:r>
@@ -956,7 +965,7 @@
             <w:r>
               <w:rPr>
                 <w:rFonts w:ascii="宋体" w:hAnsi="宋体" w:eastAsia="宋体"/>
-                <w:sz w:val="19"/>
+                <w:sz w:val="21"/>
               </w:rPr>
               <w:t xml:space="preserve">zyj</w:t>
             </w:r>
@@ -972,7 +981,7 @@
             <w:r>
               <w:rPr>
                 <w:rFonts w:ascii="宋体" w:hAnsi="宋体" w:eastAsia="宋体"/>
-                <w:sz w:val="19"/>
+                <w:sz w:val="21"/>
               </w:rPr>
               <w:t xml:space="preserve">35%</w:t>
             </w:r>
@@ -988,7 +997,7 @@
             <w:r>
               <w:rPr>
                 <w:rFonts w:ascii="宋体" w:hAnsi="宋体" w:eastAsia="宋体"/>
-                <w:sz w:val="19"/>
+                <w:sz w:val="21"/>
               </w:rPr>
               <w:t xml:space="preserve">项目负责人、系统架构、训练框架、RUL 模型、论文复现和最终集成</w:t>
             </w:r>
@@ -1006,7 +1015,7 @@
             <w:r>
               <w:rPr>
                 <w:rFonts w:ascii="宋体" w:hAnsi="宋体" w:eastAsia="宋体"/>
-                <w:sz w:val="19"/>
+                <w:sz w:val="21"/>
               </w:rPr>
               <w:t xml:space="preserve">cyy</w:t>
             </w:r>
@@ -1022,7 +1031,7 @@
             <w:r>
               <w:rPr>
                 <w:rFonts w:ascii="宋体" w:hAnsi="宋体" w:eastAsia="宋体"/>
-                <w:sz w:val="19"/>
+                <w:sz w:val="21"/>
               </w:rPr>
               <w:t xml:space="preserve">25%</w:t>
             </w:r>
@@ -1038,7 +1047,7 @@
             <w:r>
               <w:rPr>
                 <w:rFonts w:ascii="宋体" w:hAnsi="宋体" w:eastAsia="宋体"/>
-                <w:sz w:val="19"/>
+                <w:sz w:val="21"/>
               </w:rPr>
               <w:t xml:space="preserve">数据处理、数据集 loader、特征工程、数据文档和数据测试</w:t>
             </w:r>
@@ -1056,7 +1065,7 @@
             <w:r>
               <w:rPr>
                 <w:rFonts w:ascii="宋体" w:hAnsi="宋体" w:eastAsia="宋体"/>
-                <w:sz w:val="19"/>
+                <w:sz w:val="21"/>
               </w:rPr>
               <w:t xml:space="preserve">zdh</w:t>
             </w:r>
@@ -1072,7 +1081,7 @@
             <w:r>
               <w:rPr>
                 <w:rFonts w:ascii="宋体" w:hAnsi="宋体" w:eastAsia="宋体"/>
-                <w:sz w:val="19"/>
+                <w:sz w:val="21"/>
               </w:rPr>
               <w:t xml:space="preserve">20%</w:t>
             </w:r>
@@ -1088,7 +1097,7 @@
             <w:r>
               <w:rPr>
                 <w:rFonts w:ascii="宋体" w:hAnsi="宋体" w:eastAsia="宋体"/>
-                <w:sz w:val="19"/>
+                <w:sz w:val="21"/>
               </w:rPr>
               <w:t xml:space="preserve">退化分析、失效概率/生存分析基础接口、评价指标、确认测试计划和确认测试报告</w:t>
             </w:r>
@@ -1106,7 +1115,7 @@
             <w:r>
               <w:rPr>
                 <w:rFonts w:ascii="宋体" w:hAnsi="宋体" w:eastAsia="宋体"/>
-                <w:sz w:val="19"/>
+                <w:sz w:val="21"/>
               </w:rPr>
               <w:t xml:space="preserve">zy</w:t>
             </w:r>
@@ -1122,7 +1131,7 @@
             <w:r>
               <w:rPr>
                 <w:rFonts w:ascii="宋体" w:hAnsi="宋体" w:eastAsia="宋体"/>
-                <w:sz w:val="19"/>
+                <w:sz w:val="21"/>
               </w:rPr>
               <w:t xml:space="preserve">20%</w:t>
             </w:r>
@@ -1138,7 +1147,7 @@
             <w:r>
               <w:rPr>
                 <w:rFonts w:ascii="宋体" w:hAnsi="宋体" w:eastAsia="宋体"/>
-                <w:sz w:val="19"/>
+                <w:sz w:val="21"/>
               </w:rPr>
               <w:t xml:space="preserve">可视化、用户手册、安装配置、答辩提纲、讲稿和展示材料</w:t>
             </w:r>
@@ -1149,6 +1158,8 @@
     <w:p>
       <w:pPr>
         <w:pStyle w:val="BodyText"/>
+        <w:spacing w:line="276" w:lineRule="auto" w:after="0"/>
+        <w:ind w:firstLine="420"/>
       </w:pPr>
       <w:r>
         <w:rPr>
@@ -1165,7 +1176,7 @@
       </w:pPr>
       <w:r>
         <w:rPr>
-          <w:rFonts w:ascii="黑体" w:hAnsi="黑体" w:eastAsia="黑体"/>
+          <w:rFonts w:ascii="宋体" w:hAnsi="宋体" w:eastAsia="宋体"/>
         </w:rPr>
         <w:t xml:space="preserve">2. 分工说明</w:t>
       </w:r>
@@ -1177,7 +1188,7 @@
       </w:pPr>
       <w:r>
         <w:rPr>
-          <w:rFonts w:ascii="黑体" w:hAnsi="黑体" w:eastAsia="黑体"/>
+          <w:rFonts w:ascii="宋体" w:hAnsi="宋体" w:eastAsia="宋体"/>
         </w:rPr>
         <w:t xml:space="preserve">zyj</w:t>
       </w:r>
@@ -1185,6 +1196,8 @@
     <w:p>
       <w:pPr>
         <w:pStyle w:val="FirstParagraph"/>
+        <w:spacing w:line="276" w:lineRule="auto" w:after="0"/>
+        <w:ind w:firstLine="420"/>
       </w:pPr>
       <w:r>
         <w:rPr>
@@ -1201,7 +1214,7 @@
       </w:pPr>
       <w:r>
         <w:rPr>
-          <w:rFonts w:ascii="黑体" w:hAnsi="黑体" w:eastAsia="黑体"/>
+          <w:rFonts w:ascii="宋体" w:hAnsi="宋体" w:eastAsia="宋体"/>
         </w:rPr>
         <w:t xml:space="preserve">cyy</w:t>
       </w:r>
@@ -1209,6 +1222,8 @@
     <w:p>
       <w:pPr>
         <w:pStyle w:val="FirstParagraph"/>
+        <w:spacing w:line="276" w:lineRule="auto" w:after="0"/>
+        <w:ind w:firstLine="420"/>
       </w:pPr>
       <w:r>
         <w:rPr>
@@ -1275,7 +1290,7 @@
       </w:pPr>
       <w:r>
         <w:rPr>
-          <w:rFonts w:ascii="黑体" w:hAnsi="黑体" w:eastAsia="黑体"/>
+          <w:rFonts w:ascii="宋体" w:hAnsi="宋体" w:eastAsia="宋体"/>
         </w:rPr>
         <w:t xml:space="preserve">zdh</w:t>
       </w:r>
@@ -1283,6 +1298,8 @@
     <w:p>
       <w:pPr>
         <w:pStyle w:val="FirstParagraph"/>
+        <w:spacing w:line="276" w:lineRule="auto" w:after="0"/>
+        <w:ind w:firstLine="420"/>
       </w:pPr>
       <w:r>
         <w:rPr>
@@ -1299,7 +1316,7 @@
       </w:pPr>
       <w:r>
         <w:rPr>
-          <w:rFonts w:ascii="黑体" w:hAnsi="黑体" w:eastAsia="黑体"/>
+          <w:rFonts w:ascii="宋体" w:hAnsi="宋体" w:eastAsia="宋体"/>
         </w:rPr>
         <w:t xml:space="preserve">zy</w:t>
       </w:r>
@@ -1307,6 +1324,8 @@
     <w:p>
       <w:pPr>
         <w:pStyle w:val="FirstParagraph"/>
+        <w:spacing w:line="276" w:lineRule="auto" w:after="0"/>
+        <w:ind w:firstLine="420"/>
       </w:pPr>
       <w:r>
         <w:rPr>
@@ -1324,7 +1343,7 @@
       </w:pPr>
       <w:r>
         <w:rPr>
-          <w:rFonts w:ascii="黑体" w:hAnsi="黑体" w:eastAsia="黑体"/>
+          <w:rFonts w:ascii="宋体" w:hAnsi="宋体" w:eastAsia="宋体"/>
         </w:rPr>
         <w:t xml:space="preserve">3. 交付物对应关系</w:t>
       </w:r>
@@ -1335,19 +1354,19 @@
         <w:tblW w:type="pct" w:w="0.0"/>
         <w:tblLook w:firstRow="1" w:lastRow="0" w:firstColumn="0" w:lastColumn="0" w:noHBand="0" w:noVBand="0" w:val="0020"/>
         <w:tblBorders>
-          <w:top w:val="single" w:sz="4" w:space="0" w:color="BFBFBF"/>
-          <w:left w:val="single" w:sz="4" w:space="0" w:color="BFBFBF"/>
-          <w:bottom w:val="single" w:sz="4" w:space="0" w:color="BFBFBF"/>
-          <w:right w:val="single" w:sz="4" w:space="0" w:color="BFBFBF"/>
-          <w:insideH w:val="single" w:sz="4" w:space="0" w:color="BFBFBF"/>
-          <w:insideV w:val="single" w:sz="4" w:space="0" w:color="BFBFBF"/>
+          <w:top w:val="single" w:sz="4" w:space="0" w:color="000000"/>
+          <w:left w:val="single" w:sz="4" w:space="0" w:color="000000"/>
+          <w:bottom w:val="single" w:sz="4" w:space="0" w:color="000000"/>
+          <w:right w:val="single" w:sz="4" w:space="0" w:color="000000"/>
+          <w:insideH w:val="single" w:sz="4" w:space="0" w:color="000000"/>
+          <w:insideV w:val="single" w:sz="4" w:space="0" w:color="000000"/>
         </w:tblBorders>
       </w:tblPr>
       <w:tblGrid/>
       <w:tr>
         <w:tc>
           <w:tcPr>
-            <w:shd w:fill="EAEAEA"/>
+            <w:shd w:fill="FFFFFF"/>
           </w:tcPr>
           <w:p>
             <w:pPr>
@@ -1358,7 +1377,8 @@
             <w:r>
               <w:rPr>
                 <w:rFonts w:ascii="宋体" w:hAnsi="宋体" w:eastAsia="宋体"/>
-                <w:sz w:val="19"/>
+                <w:b/>
+                <w:sz w:val="21"/>
               </w:rPr>
               <w:t xml:space="preserve">成员</w:t>
             </w:r>
@@ -1366,7 +1386,7 @@
         </w:tc>
         <w:tc>
           <w:tcPr>
-            <w:shd w:fill="EAEAEA"/>
+            <w:shd w:fill="FFFFFF"/>
           </w:tcPr>
           <w:p>
             <w:pPr>
@@ -1377,7 +1397,8 @@
             <w:r>
               <w:rPr>
                 <w:rFonts w:ascii="宋体" w:hAnsi="宋体" w:eastAsia="宋体"/>
-                <w:sz w:val="19"/>
+                <w:b/>
+                <w:sz w:val="21"/>
               </w:rPr>
               <w:t xml:space="preserve">主要交付物</w:t>
             </w:r>
@@ -1385,7 +1406,7 @@
         </w:tc>
         <w:tc>
           <w:tcPr>
-            <w:shd w:fill="EAEAEA"/>
+            <w:shd w:fill="FFFFFF"/>
           </w:tcPr>
           <w:p>
             <w:pPr>
@@ -1396,7 +1417,8 @@
             <w:r>
               <w:rPr>
                 <w:rFonts w:ascii="宋体" w:hAnsi="宋体" w:eastAsia="宋体"/>
-                <w:sz w:val="19"/>
+                <w:b/>
+                <w:sz w:val="21"/>
               </w:rPr>
               <w:t xml:space="preserve">交叉评审责任</w:t>
             </w:r>
@@ -1414,7 +1436,7 @@
             <w:r>
               <w:rPr>
                 <w:rFonts w:ascii="宋体" w:hAnsi="宋体" w:eastAsia="宋体"/>
-                <w:sz w:val="19"/>
+                <w:sz w:val="21"/>
               </w:rPr>
               <w:t xml:space="preserve">zyj</w:t>
             </w:r>
@@ -1430,7 +1452,7 @@
             <w:r>
               <w:rPr>
                 <w:rFonts w:ascii="宋体" w:hAnsi="宋体" w:eastAsia="宋体"/>
-                <w:sz w:val="19"/>
+                <w:sz w:val="21"/>
               </w:rPr>
               <w:t xml:space="preserve">系统架构、训练框架、RUL 模型、论文复现 workflow、结题集成</w:t>
             </w:r>
@@ -1446,7 +1468,7 @@
             <w:r>
               <w:rPr>
                 <w:rFonts w:ascii="宋体" w:hAnsi="宋体" w:eastAsia="宋体"/>
-                <w:sz w:val="19"/>
+                <w:sz w:val="21"/>
               </w:rPr>
               <w:t xml:space="preserve">审核模型接口、实验指标和最终文档一致性</w:t>
             </w:r>
@@ -1464,7 +1486,7 @@
             <w:r>
               <w:rPr>
                 <w:rFonts w:ascii="宋体" w:hAnsi="宋体" w:eastAsia="宋体"/>
-                <w:sz w:val="19"/>
+                <w:sz w:val="21"/>
               </w:rPr>
               <w:t xml:space="preserve">cyy</w:t>
             </w:r>
@@ -1480,7 +1502,7 @@
             <w:r>
               <w:rPr>
                 <w:rFonts w:ascii="宋体" w:hAnsi="宋体" w:eastAsia="宋体"/>
-                <w:sz w:val="19"/>
+                <w:sz w:val="21"/>
               </w:rPr>
               <w:t xml:space="preserve">XJTU-SY/PHM2012 loader、数据说明、特征工程、数据相关测试</w:t>
             </w:r>
@@ -1496,7 +1518,7 @@
             <w:r>
               <w:rPr>
                 <w:rFonts w:ascii="宋体" w:hAnsi="宋体" w:eastAsia="宋体"/>
-                <w:sz w:val="19"/>
+                <w:sz w:val="21"/>
               </w:rPr>
               <w:t xml:space="preserve">审核数据语义、目录说明和特征分析表述</w:t>
             </w:r>
@@ -1514,7 +1536,7 @@
             <w:r>
               <w:rPr>
                 <w:rFonts w:ascii="宋体" w:hAnsi="宋体" w:eastAsia="宋体"/>
-                <w:sz w:val="19"/>
+                <w:sz w:val="21"/>
               </w:rPr>
               <w:t xml:space="preserve">zdh</w:t>
             </w:r>
@@ -1530,7 +1552,7 @@
             <w:r>
               <w:rPr>
                 <w:rFonts w:ascii="宋体" w:hAnsi="宋体" w:eastAsia="宋体"/>
-                <w:sz w:val="19"/>
+                <w:sz w:val="21"/>
               </w:rPr>
               <w:t xml:space="preserve">失效概率/生存分析基础接口、评价指标、确认测试计划与报告</w:t>
             </w:r>
@@ -1546,7 +1568,7 @@
             <w:r>
               <w:rPr>
                 <w:rFonts w:ascii="宋体" w:hAnsi="宋体" w:eastAsia="宋体"/>
-                <w:sz w:val="19"/>
+                <w:sz w:val="21"/>
               </w:rPr>
               <w:t xml:space="preserve">审核指标口径、验收标准和风险边界</w:t>
             </w:r>
@@ -1564,7 +1586,7 @@
             <w:r>
               <w:rPr>
                 <w:rFonts w:ascii="宋体" w:hAnsi="宋体" w:eastAsia="宋体"/>
-                <w:sz w:val="19"/>
+                <w:sz w:val="21"/>
               </w:rPr>
               <w:t xml:space="preserve">zy</w:t>
             </w:r>
@@ -1580,7 +1602,7 @@
             <w:r>
               <w:rPr>
                 <w:rFonts w:ascii="宋体" w:hAnsi="宋体" w:eastAsia="宋体"/>
-                <w:sz w:val="19"/>
+                <w:sz w:val="21"/>
               </w:rPr>
               <w:t xml:space="preserve">可视化、用户手册、安装配置、答辩提纲和讲稿</w:t>
             </w:r>
@@ -1596,7 +1618,7 @@
             <w:r>
               <w:rPr>
                 <w:rFonts w:ascii="宋体" w:hAnsi="宋体" w:eastAsia="宋体"/>
-                <w:sz w:val="19"/>
+                <w:sz w:val="21"/>
               </w:rPr>
               <w:t xml:space="preserve">审核图表可读性、使用说明和汇报语气</w:t>
             </w:r>
@@ -1607,6 +1629,8 @@
     <w:p>
       <w:pPr>
         <w:pStyle w:val="BodyText"/>
+        <w:spacing w:line="276" w:lineRule="auto" w:after="0"/>
+        <w:ind w:firstLine="420"/>
       </w:pPr>
       <w:r>
         <w:rPr>
@@ -1623,7 +1647,7 @@
       </w:pPr>
       <w:r>
         <w:rPr>
-          <w:rFonts w:ascii="黑体" w:hAnsi="黑体" w:eastAsia="黑体"/>
+          <w:rFonts w:ascii="宋体" w:hAnsi="宋体" w:eastAsia="宋体"/>
         </w:rPr>
         <w:t xml:space="preserve">4. 客观依据说明</w:t>
       </w:r>
@@ -1634,12 +1658,12 @@
         <w:tblW w:type="pct" w:w="5000.0"/>
         <w:tblLook w:firstRow="1" w:lastRow="0" w:firstColumn="0" w:lastColumn="0" w:noHBand="0" w:noVBand="0" w:val="0020"/>
         <w:tblBorders>
-          <w:top w:val="single" w:sz="4" w:space="0" w:color="BFBFBF"/>
-          <w:left w:val="single" w:sz="4" w:space="0" w:color="BFBFBF"/>
-          <w:bottom w:val="single" w:sz="4" w:space="0" w:color="BFBFBF"/>
-          <w:right w:val="single" w:sz="4" w:space="0" w:color="BFBFBF"/>
-          <w:insideH w:val="single" w:sz="4" w:space="0" w:color="BFBFBF"/>
-          <w:insideV w:val="single" w:sz="4" w:space="0" w:color="BFBFBF"/>
+          <w:top w:val="single" w:sz="4" w:space="0" w:color="000000"/>
+          <w:left w:val="single" w:sz="4" w:space="0" w:color="000000"/>
+          <w:bottom w:val="single" w:sz="4" w:space="0" w:color="000000"/>
+          <w:right w:val="single" w:sz="4" w:space="0" w:color="000000"/>
+          <w:insideH w:val="single" w:sz="4" w:space="0" w:color="000000"/>
+          <w:insideV w:val="single" w:sz="4" w:space="0" w:color="000000"/>
         </w:tblBorders>
       </w:tblPr>
       <w:tblGrid>
@@ -1650,7 +1674,7 @@
       <w:tr>
         <w:tc>
           <w:tcPr>
-            <w:shd w:fill="EAEAEA"/>
+            <w:shd w:fill="FFFFFF"/>
           </w:tcPr>
           <w:p>
             <w:pPr>
@@ -1661,7 +1685,8 @@
             <w:r>
               <w:rPr>
                 <w:rFonts w:ascii="宋体" w:hAnsi="宋体" w:eastAsia="宋体"/>
-                <w:sz w:val="19"/>
+                <w:b/>
+                <w:sz w:val="21"/>
               </w:rPr>
               <w:t xml:space="preserve">依据类别</w:t>
             </w:r>
@@ -1669,7 +1694,7 @@
         </w:tc>
         <w:tc>
           <w:tcPr>
-            <w:shd w:fill="EAEAEA"/>
+            <w:shd w:fill="FFFFFF"/>
           </w:tcPr>
           <w:p>
             <w:pPr>
@@ -1680,7 +1705,8 @@
             <w:r>
               <w:rPr>
                 <w:rFonts w:ascii="宋体" w:hAnsi="宋体" w:eastAsia="宋体"/>
-                <w:sz w:val="19"/>
+                <w:b/>
+                <w:sz w:val="21"/>
               </w:rPr>
               <w:t xml:space="preserve">对应内容</w:t>
             </w:r>
@@ -1688,7 +1714,7 @@
         </w:tc>
         <w:tc>
           <w:tcPr>
-            <w:shd w:fill="EAEAEA"/>
+            <w:shd w:fill="FFFFFF"/>
           </w:tcPr>
           <w:p>
             <w:pPr>
@@ -1699,7 +1725,8 @@
             <w:r>
               <w:rPr>
                 <w:rFonts w:ascii="宋体" w:hAnsi="宋体" w:eastAsia="宋体"/>
-                <w:sz w:val="19"/>
+                <w:b/>
+                <w:sz w:val="21"/>
               </w:rPr>
               <w:t xml:space="preserve">用于判断的贡献</w:t>
             </w:r>
@@ -1717,7 +1744,7 @@
             <w:r>
               <w:rPr>
                 <w:rFonts w:ascii="宋体" w:hAnsi="宋体" w:eastAsia="宋体"/>
-                <w:sz w:val="19"/>
+                <w:sz w:val="21"/>
               </w:rPr>
               <w:t xml:space="preserve">代码模块</w:t>
             </w:r>
@@ -1734,14 +1761,14 @@
               <w:rPr>
                 <w:rStyle w:val="VerbatimChar"/>
                 <w:rFonts w:ascii="宋体" w:hAnsi="宋体" w:eastAsia="宋体"/>
-                <w:sz w:val="19"/>
+                <w:sz w:val="21"/>
               </w:rPr>
               <w:t xml:space="preserve">dataset</w:t>
             </w:r>
             <w:r>
               <w:rPr>
                 <w:rFonts w:ascii="宋体" w:hAnsi="宋体" w:eastAsia="宋体"/>
-                <w:sz w:val="19"/>
+                <w:sz w:val="21"/>
               </w:rPr>
               <w:t xml:space="preserve">、</w:t>
             </w:r>
@@ -1749,14 +1776,14 @@
               <w:rPr>
                 <w:rStyle w:val="VerbatimChar"/>
                 <w:rFonts w:ascii="宋体" w:hAnsi="宋体" w:eastAsia="宋体"/>
-                <w:sz w:val="19"/>
+                <w:sz w:val="21"/>
               </w:rPr>
               <w:t xml:space="preserve">feature</w:t>
             </w:r>
             <w:r>
               <w:rPr>
                 <w:rFonts w:ascii="宋体" w:hAnsi="宋体" w:eastAsia="宋体"/>
-                <w:sz w:val="19"/>
+                <w:sz w:val="21"/>
               </w:rPr>
               <w:t xml:space="preserve">、</w:t>
             </w:r>
@@ -1764,14 +1791,14 @@
               <w:rPr>
                 <w:rStyle w:val="VerbatimChar"/>
                 <w:rFonts w:ascii="宋体" w:hAnsi="宋体" w:eastAsia="宋体"/>
-                <w:sz w:val="19"/>
+                <w:sz w:val="21"/>
               </w:rPr>
               <w:t xml:space="preserve">labeling</w:t>
             </w:r>
             <w:r>
               <w:rPr>
                 <w:rFonts w:ascii="宋体" w:hAnsi="宋体" w:eastAsia="宋体"/>
-                <w:sz w:val="19"/>
+                <w:sz w:val="21"/>
               </w:rPr>
               <w:t xml:space="preserve">、</w:t>
             </w:r>
@@ -1779,14 +1806,14 @@
               <w:rPr>
                 <w:rStyle w:val="VerbatimChar"/>
                 <w:rFonts w:ascii="宋体" w:hAnsi="宋体" w:eastAsia="宋体"/>
-                <w:sz w:val="19"/>
+                <w:sz w:val="21"/>
               </w:rPr>
               <w:t xml:space="preserve">models</w:t>
             </w:r>
             <w:r>
               <w:rPr>
                 <w:rFonts w:ascii="宋体" w:hAnsi="宋体" w:eastAsia="宋体"/>
-                <w:sz w:val="19"/>
+                <w:sz w:val="21"/>
               </w:rPr>
               <w:t xml:space="preserve">、</w:t>
             </w:r>
@@ -1794,14 +1821,14 @@
               <w:rPr>
                 <w:rStyle w:val="VerbatimChar"/>
                 <w:rFonts w:ascii="宋体" w:hAnsi="宋体" w:eastAsia="宋体"/>
-                <w:sz w:val="19"/>
+                <w:sz w:val="21"/>
               </w:rPr>
               <w:t xml:space="preserve">training</w:t>
             </w:r>
             <w:r>
               <w:rPr>
                 <w:rFonts w:ascii="宋体" w:hAnsi="宋体" w:eastAsia="宋体"/>
-                <w:sz w:val="19"/>
+                <w:sz w:val="21"/>
               </w:rPr>
               <w:t xml:space="preserve">、</w:t>
             </w:r>
@@ -1809,14 +1836,14 @@
               <w:rPr>
                 <w:rStyle w:val="VerbatimChar"/>
                 <w:rFonts w:ascii="宋体" w:hAnsi="宋体" w:eastAsia="宋体"/>
-                <w:sz w:val="19"/>
+                <w:sz w:val="21"/>
               </w:rPr>
               <w:t xml:space="preserve">evaluation</w:t>
             </w:r>
             <w:r>
               <w:rPr>
                 <w:rFonts w:ascii="宋体" w:hAnsi="宋体" w:eastAsia="宋体"/>
-                <w:sz w:val="19"/>
+                <w:sz w:val="21"/>
               </w:rPr>
               <w:t xml:space="preserve">、</w:t>
             </w:r>
@@ -1824,7 +1851,7 @@
               <w:rPr>
                 <w:rStyle w:val="VerbatimChar"/>
                 <w:rFonts w:ascii="宋体" w:hAnsi="宋体" w:eastAsia="宋体"/>
-                <w:sz w:val="19"/>
+                <w:sz w:val="21"/>
               </w:rPr>
               <w:t xml:space="preserve">visualization</w:t>
             </w:r>
@@ -1840,7 +1867,7 @@
             <w:r>
               <w:rPr>
                 <w:rFonts w:ascii="宋体" w:hAnsi="宋体" w:eastAsia="宋体"/>
-                <w:sz w:val="19"/>
+                <w:sz w:val="21"/>
               </w:rPr>
               <w:t xml:space="preserve">反映成员负责的实现范围</w:t>
             </w:r>
@@ -1858,7 +1885,7 @@
             <w:r>
               <w:rPr>
                 <w:rFonts w:ascii="宋体" w:hAnsi="宋体" w:eastAsia="宋体"/>
-                <w:sz w:val="19"/>
+                <w:sz w:val="21"/>
               </w:rPr>
               <w:t xml:space="preserve">自动化测试</w:t>
             </w:r>
@@ -1874,7 +1901,7 @@
             <w:r>
               <w:rPr>
                 <w:rFonts w:ascii="宋体" w:hAnsi="宋体" w:eastAsia="宋体"/>
-                <w:sz w:val="19"/>
+                <w:sz w:val="21"/>
               </w:rPr>
               <w:t xml:space="preserve">loader 测试、RUL 指标测试、训练 pipeline 测试、论文复现测试、notebook 执行测试</w:t>
             </w:r>
@@ -1890,7 +1917,7 @@
             <w:r>
               <w:rPr>
                 <w:rFonts w:ascii="宋体" w:hAnsi="宋体" w:eastAsia="宋体"/>
-                <w:sz w:val="19"/>
+                <w:sz w:val="21"/>
               </w:rPr>
               <w:t xml:space="preserve">反映功能是否被验证</w:t>
             </w:r>
@@ -1908,7 +1935,7 @@
             <w:r>
               <w:rPr>
                 <w:rFonts w:ascii="宋体" w:hAnsi="宋体" w:eastAsia="宋体"/>
-                <w:sz w:val="19"/>
+                <w:sz w:val="21"/>
               </w:rPr>
               <w:t xml:space="preserve">论文复现</w:t>
             </w:r>
@@ -1925,14 +1952,14 @@
               <w:rPr>
                 <w:rStyle w:val="VerbatimChar"/>
                 <w:rFonts w:ascii="宋体" w:hAnsi="宋体" w:eastAsia="宋体"/>
-                <w:sz w:val="19"/>
+                <w:sz w:val="21"/>
               </w:rPr>
               <w:t xml:space="preserve">examples/06_*</w:t>
             </w:r>
             <w:r>
               <w:rPr>
                 <w:rFonts w:ascii="宋体" w:hAnsi="宋体" w:eastAsia="宋体"/>
-                <w:sz w:val="19"/>
+                <w:sz w:val="21"/>
               </w:rPr>
               <w:t xml:space="preserve">、</w:t>
             </w:r>
@@ -1940,28 +1967,28 @@
               <w:rPr>
                 <w:rStyle w:val="VerbatimChar"/>
                 <w:rFonts w:ascii="宋体" w:hAnsi="宋体" w:eastAsia="宋体"/>
-                <w:sz w:val="19"/>
+                <w:sz w:val="21"/>
               </w:rPr>
               <w:t xml:space="preserve">examples/07_*</w:t>
             </w:r>
             <w:r>
               <w:rPr>
                 <w:rFonts w:ascii="宋体" w:hAnsi="宋体" w:eastAsia="宋体"/>
-                <w:sz w:val="19"/>
+                <w:sz w:val="21"/>
               </w:rPr>
               <w:t xml:space="preserve"> </w:t>
             </w:r>
             <w:r>
               <w:rPr>
                 <w:rFonts w:ascii="宋体" w:hAnsi="宋体" w:eastAsia="宋体"/>
-                <w:sz w:val="19"/>
+                <w:sz w:val="21"/>
               </w:rPr>
               <w:t xml:space="preserve">和</w:t>
             </w:r>
             <w:r>
               <w:rPr>
                 <w:rFonts w:ascii="宋体" w:hAnsi="宋体" w:eastAsia="宋体"/>
-                <w:sz w:val="19"/>
+                <w:sz w:val="21"/>
               </w:rPr>
               <w:t xml:space="preserve"> </w:t>
             </w:r>
@@ -1969,7 +1996,7 @@
               <w:rPr>
                 <w:rStyle w:val="VerbatimChar"/>
                 <w:rFonts w:ascii="宋体" w:hAnsi="宋体" w:eastAsia="宋体"/>
-                <w:sz w:val="19"/>
+                <w:sz w:val="21"/>
               </w:rPr>
               <w:t xml:space="preserve">docs/PAPER_REPRODUCTION.md</w:t>
             </w:r>
@@ -1985,7 +2012,7 @@
             <w:r>
               <w:rPr>
                 <w:rFonts w:ascii="宋体" w:hAnsi="宋体" w:eastAsia="宋体"/>
-                <w:sz w:val="19"/>
+                <w:sz w:val="21"/>
               </w:rPr>
               <w:t xml:space="preserve">反映模型、指标和实验记录工作量</w:t>
             </w:r>
@@ -2003,7 +2030,7 @@
             <w:r>
               <w:rPr>
                 <w:rFonts w:ascii="宋体" w:hAnsi="宋体" w:eastAsia="宋体"/>
-                <w:sz w:val="19"/>
+                <w:sz w:val="21"/>
               </w:rPr>
               <w:t xml:space="preserve">课程文档</w:t>
             </w:r>
@@ -2019,7 +2046,7 @@
             <w:r>
               <w:rPr>
                 <w:rFonts w:ascii="宋体" w:hAnsi="宋体" w:eastAsia="宋体"/>
-                <w:sz w:val="19"/>
+                <w:sz w:val="21"/>
               </w:rPr>
               <w:t xml:space="preserve">开题、中期、结题、测试报告、用户手册、安装手册、技术论文、答辩材料</w:t>
             </w:r>
@@ -2035,7 +2062,7 @@
             <w:r>
               <w:rPr>
                 <w:rFonts w:ascii="宋体" w:hAnsi="宋体" w:eastAsia="宋体"/>
-                <w:sz w:val="19"/>
+                <w:sz w:val="21"/>
               </w:rPr>
               <w:t xml:space="preserve">反映软件工程交付完整性</w:t>
             </w:r>
@@ -2053,7 +2080,7 @@
             <w:r>
               <w:rPr>
                 <w:rFonts w:ascii="宋体" w:hAnsi="宋体" w:eastAsia="宋体"/>
-                <w:sz w:val="19"/>
+                <w:sz w:val="21"/>
               </w:rPr>
               <w:t xml:space="preserve">最终集成</w:t>
             </w:r>
@@ -2069,7 +2096,7 @@
             <w:r>
               <w:rPr>
                 <w:rFonts w:ascii="宋体" w:hAnsi="宋体" w:eastAsia="宋体"/>
-                <w:sz w:val="19"/>
+                <w:sz w:val="21"/>
               </w:rPr>
               <w:t xml:space="preserve">文档导出脚本、PPT/讲稿、确认测试报告、交付清单</w:t>
             </w:r>
@@ -2085,7 +2112,7 @@
             <w:r>
               <w:rPr>
                 <w:rFonts w:ascii="宋体" w:hAnsi="宋体" w:eastAsia="宋体"/>
-                <w:sz w:val="19"/>
+                <w:sz w:val="21"/>
               </w:rPr>
               <w:t xml:space="preserve">反映结题阶段收口工作</w:t>
             </w:r>
@@ -2101,7 +2128,7 @@
       </w:pPr>
       <w:r>
         <w:rPr>
-          <w:rFonts w:ascii="黑体" w:hAnsi="黑体" w:eastAsia="黑体"/>
+          <w:rFonts w:ascii="宋体" w:hAnsi="宋体" w:eastAsia="宋体"/>
         </w:rPr>
         <w:t xml:space="preserve">5. 贡献确认</w:t>
       </w:r>
@@ -2109,6 +2136,8 @@
     <w:p>
       <w:pPr>
         <w:pStyle w:val="FirstParagraph"/>
+        <w:spacing w:line="276" w:lineRule="auto" w:after="0"/>
+        <w:ind w:firstLine="420"/>
       </w:pPr>
       <w:r>
         <w:rPr>
@@ -2120,7 +2149,7 @@
     <w:bookmarkEnd w:id="30"/>
     <w:bookmarkEnd w:id="31"/>
     <w:sectPr>
-      <w:pgMar w:top="1361" w:bottom="1247" w:left="1417" w:right="1417"/>
+      <w:pgMar w:top="1440" w:bottom="1440" w:left="1797" w:right="1797"/>
     </w:sectPr>
   </w:body>
 </w:document>
@@ -2267,12 +2296,20 @@
       <w:spacing w:after="180" w:before="180"/>
     </w:pPr>
     <w:qFormat/>
+    <w:rPr>
+      <w:rFonts w:ascii="宋体" w:hAnsi="宋体" w:eastAsia="宋体"/>
+      <w:sz w:val="21"/>
+    </w:rPr>
   </w:style>
   <w:style w:customStyle="1" w:styleId="FirstParagraph" w:type="paragraph">
     <w:name w:val="First Paragraph"/>
     <w:basedOn w:val="BodyText"/>
     <w:next w:val="BodyText"/>
     <w:qFormat/>
+    <w:rPr>
+      <w:rFonts w:ascii="宋体" w:hAnsi="宋体" w:eastAsia="宋体"/>
+      <w:sz w:val="21"/>
+    </w:rPr>
   </w:style>
   <w:style w:customStyle="1" w:styleId="Compact" w:type="paragraph">
     <w:name w:val="Compact"/>
@@ -2281,6 +2318,10 @@
     <w:pPr>
       <w:spacing w:after="36" w:before="36"/>
     </w:pPr>
+    <w:rPr>
+      <w:rFonts w:ascii="宋体" w:hAnsi="宋体" w:eastAsia="宋体"/>
+      <w:sz w:val="21"/>
+    </w:rPr>
   </w:style>
   <w:style w:styleId="Title" w:type="paragraph">
     <w:name w:val="Title"/>
@@ -2298,7 +2339,7 @@
       <w:b/>
       <w:bCs/>
       <w:color w:themeColor="accent1" w:themeShade="B5" w:val="345A8A"/>
-      <w:sz w:val="40"/>
+      <w:sz w:val="36"/>
       <w:szCs w:val="36"/>
     </w:rPr>
   </w:style>
@@ -2374,11 +2415,11 @@
       <w:outlineLvl w:val="0"/>
     </w:pPr>
     <w:rPr>
-      <w:rFonts w:asciiTheme="majorHAnsi" w:cstheme="majorBidi" w:eastAsiaTheme="majorEastAsia" w:hAnsiTheme="majorHAnsi"/>
+      <w:rFonts w:asciiTheme="majorHAnsi" w:cstheme="majorBidi" w:eastAsiaTheme="majorEastAsia" w:hAnsiTheme="majorHAnsi" w:ascii="宋体" w:hAnsi="宋体" w:eastAsia="宋体"/>
       <w:b/>
       <w:bCs/>
       <w:color w:themeColor="accent1" w:val="4F81BD"/>
-      <w:sz w:val="32"/>
+      <w:sz w:val="48"/>
       <w:szCs w:val="32"/>
     </w:rPr>
   </w:style>
@@ -2396,11 +2437,11 @@
       <w:outlineLvl w:val="1"/>
     </w:pPr>
     <w:rPr>
-      <w:rFonts w:asciiTheme="majorHAnsi" w:cstheme="majorBidi" w:eastAsiaTheme="majorEastAsia" w:hAnsiTheme="majorHAnsi"/>
+      <w:rFonts w:asciiTheme="majorHAnsi" w:cstheme="majorBidi" w:eastAsiaTheme="majorEastAsia" w:hAnsiTheme="majorHAnsi" w:ascii="宋体" w:hAnsi="宋体" w:eastAsia="宋体"/>
       <w:b/>
       <w:bCs/>
       <w:color w:themeColor="accent1" w:val="4F81BD"/>
-      <w:sz w:val="28"/>
+      <w:sz w:val="36"/>
       <w:szCs w:val="28"/>
     </w:rPr>
   </w:style>
@@ -2418,11 +2459,11 @@
       <w:outlineLvl w:val="2"/>
     </w:pPr>
     <w:rPr>
-      <w:rFonts w:asciiTheme="majorHAnsi" w:cstheme="majorBidi" w:eastAsiaTheme="majorEastAsia" w:hAnsiTheme="majorHAnsi"/>
+      <w:rFonts w:asciiTheme="majorHAnsi" w:cstheme="majorBidi" w:eastAsiaTheme="majorEastAsia" w:hAnsiTheme="majorHAnsi" w:ascii="宋体" w:hAnsi="宋体" w:eastAsia="宋体"/>
       <w:b/>
       <w:bCs/>
       <w:color w:themeColor="accent1" w:val="4F81BD"/>
-      <w:sz w:val="24"/>
+      <w:sz w:val="27"/>
       <w:szCs w:val="24"/>
     </w:rPr>
   </w:style>
@@ -2440,8 +2481,9 @@
       <w:outlineLvl w:val="3"/>
     </w:pPr>
     <w:rPr>
-      <w:rFonts w:asciiTheme="majorHAnsi" w:cstheme="majorBidi" w:eastAsiaTheme="majorEastAsia" w:hAnsiTheme="majorHAnsi"/>
+      <w:rFonts w:asciiTheme="majorHAnsi" w:cstheme="majorBidi" w:eastAsiaTheme="majorEastAsia" w:hAnsiTheme="majorHAnsi" w:ascii="宋体" w:hAnsi="宋体" w:eastAsia="宋体"/>
       <w:i/>
+      <w:b/>
       <w:bCs/>
       <w:color w:themeColor="accent1" w:val="4F81BD"/>
       <w:sz w:val="24"/>

--- a/docx/final/19_成员贡献比说明.docx
+++ b/docx/final/19_成员贡献比说明.docx
@@ -38,6 +38,7 @@
         <w:rPr>
           <w:rFonts w:ascii="宋体" w:hAnsi="宋体" w:eastAsia="宋体"/>
           <w:b/>
+          <w:color w:val="000000"/>
           <w:sz w:val="48"/>
         </w:rPr>
         <w:t xml:space="preserve">工业轴承设备剩余寿命预测系统的实现：成员贡献比说明</w:t>
@@ -51,6 +52,7 @@
       <w:r>
         <w:rPr>
           <w:rFonts w:ascii="宋体" w:hAnsi="宋体" w:eastAsia="宋体"/>
+          <w:color w:val="000000"/>
         </w:rPr>
         <w:t xml:space="preserve">文档信息</w:t>
       </w:r>
@@ -85,6 +87,7 @@
               <w:rPr>
                 <w:rFonts w:ascii="宋体" w:hAnsi="宋体" w:eastAsia="宋体"/>
                 <w:b/>
+                <w:color w:val="000000"/>
                 <w:sz w:val="21"/>
               </w:rPr>
               <w:t xml:space="preserve">项目</w:t>
@@ -105,6 +108,7 @@
               <w:rPr>
                 <w:rFonts w:ascii="宋体" w:hAnsi="宋体" w:eastAsia="宋体"/>
                 <w:b/>
+                <w:color w:val="000000"/>
                 <w:sz w:val="21"/>
               </w:rPr>
               <w:t xml:space="preserve">内容</w:t>
@@ -123,6 +127,7 @@
             <w:r>
               <w:rPr>
                 <w:rFonts w:ascii="宋体" w:hAnsi="宋体" w:eastAsia="宋体"/>
+                <w:color w:val="000000"/>
                 <w:sz w:val="21"/>
               </w:rPr>
               <w:t xml:space="preserve">文档名称</w:t>
@@ -139,6 +144,7 @@
             <w:r>
               <w:rPr>
                 <w:rFonts w:ascii="宋体" w:hAnsi="宋体" w:eastAsia="宋体"/>
+                <w:color w:val="000000"/>
                 <w:sz w:val="21"/>
               </w:rPr>
               <w:t xml:space="preserve">成员贡献比说明</w:t>
@@ -157,6 +163,7 @@
             <w:r>
               <w:rPr>
                 <w:rFonts w:ascii="宋体" w:hAnsi="宋体" w:eastAsia="宋体"/>
+                <w:color w:val="000000"/>
                 <w:sz w:val="21"/>
               </w:rPr>
               <w:t xml:space="preserve">文档编号</w:t>
@@ -173,6 +180,7 @@
             <w:r>
               <w:rPr>
                 <w:rFonts w:ascii="宋体" w:hAnsi="宋体" w:eastAsia="宋体"/>
+                <w:color w:val="000000"/>
                 <w:sz w:val="21"/>
               </w:rPr>
               <w:t xml:space="preserve">SE-PHM-FINAL-19</w:t>
@@ -191,6 +199,7 @@
             <w:r>
               <w:rPr>
                 <w:rFonts w:ascii="宋体" w:hAnsi="宋体" w:eastAsia="宋体"/>
+                <w:color w:val="000000"/>
                 <w:sz w:val="21"/>
               </w:rPr>
               <w:t xml:space="preserve">文档阶段</w:t>
@@ -207,6 +216,7 @@
             <w:r>
               <w:rPr>
                 <w:rFonts w:ascii="宋体" w:hAnsi="宋体" w:eastAsia="宋体"/>
+                <w:color w:val="000000"/>
                 <w:sz w:val="21"/>
               </w:rPr>
               <w:t xml:space="preserve">结题</w:t>
@@ -225,6 +235,7 @@
             <w:r>
               <w:rPr>
                 <w:rFonts w:ascii="宋体" w:hAnsi="宋体" w:eastAsia="宋体"/>
+                <w:color w:val="000000"/>
                 <w:sz w:val="21"/>
               </w:rPr>
               <w:t xml:space="preserve">项目名称</w:t>
@@ -241,6 +252,7 @@
             <w:r>
               <w:rPr>
                 <w:rFonts w:ascii="宋体" w:hAnsi="宋体" w:eastAsia="宋体"/>
+                <w:color w:val="000000"/>
                 <w:sz w:val="21"/>
               </w:rPr>
               <w:t xml:space="preserve">工业轴承设备剩余寿命预测系统的实现</w:t>
@@ -259,6 +271,7 @@
             <w:r>
               <w:rPr>
                 <w:rFonts w:ascii="宋体" w:hAnsi="宋体" w:eastAsia="宋体"/>
+                <w:color w:val="000000"/>
                 <w:sz w:val="21"/>
               </w:rPr>
               <w:t xml:space="preserve">课程</w:t>
@@ -275,6 +288,7 @@
             <w:r>
               <w:rPr>
                 <w:rFonts w:ascii="宋体" w:hAnsi="宋体" w:eastAsia="宋体"/>
+                <w:color w:val="000000"/>
                 <w:sz w:val="21"/>
               </w:rPr>
               <w:t xml:space="preserve">中国科学技术大学软件学院《软件工程》</w:t>
@@ -293,6 +307,7 @@
             <w:r>
               <w:rPr>
                 <w:rFonts w:ascii="宋体" w:hAnsi="宋体" w:eastAsia="宋体"/>
+                <w:color w:val="000000"/>
                 <w:sz w:val="21"/>
               </w:rPr>
               <w:t xml:space="preserve">指导老师</w:t>
@@ -309,6 +324,7 @@
             <w:r>
               <w:rPr>
                 <w:rFonts w:ascii="宋体" w:hAnsi="宋体" w:eastAsia="宋体"/>
+                <w:color w:val="000000"/>
                 <w:sz w:val="21"/>
               </w:rPr>
               <w:t xml:space="preserve">zjf</w:t>
@@ -327,6 +343,7 @@
             <w:r>
               <w:rPr>
                 <w:rFonts w:ascii="宋体" w:hAnsi="宋体" w:eastAsia="宋体"/>
+                <w:color w:val="000000"/>
                 <w:sz w:val="21"/>
               </w:rPr>
               <w:t xml:space="preserve">小组成员</w:t>
@@ -343,6 +360,7 @@
             <w:r>
               <w:rPr>
                 <w:rFonts w:ascii="宋体" w:hAnsi="宋体" w:eastAsia="宋体"/>
+                <w:color w:val="000000"/>
                 <w:sz w:val="21"/>
               </w:rPr>
               <w:t xml:space="preserve">zyj、cyy、zdh、zy</w:t>
@@ -361,6 +379,7 @@
             <w:r>
               <w:rPr>
                 <w:rFonts w:ascii="宋体" w:hAnsi="宋体" w:eastAsia="宋体"/>
+                <w:color w:val="000000"/>
                 <w:sz w:val="21"/>
               </w:rPr>
               <w:t xml:space="preserve">文档负责人</w:t>
@@ -377,6 +396,7 @@
             <w:r>
               <w:rPr>
                 <w:rFonts w:ascii="宋体" w:hAnsi="宋体" w:eastAsia="宋体"/>
+                <w:color w:val="000000"/>
                 <w:sz w:val="21"/>
               </w:rPr>
               <w:t xml:space="preserve">zyj</w:t>
@@ -395,6 +415,7 @@
             <w:r>
               <w:rPr>
                 <w:rFonts w:ascii="宋体" w:hAnsi="宋体" w:eastAsia="宋体"/>
+                <w:color w:val="000000"/>
                 <w:sz w:val="21"/>
               </w:rPr>
               <w:t xml:space="preserve">参与编写</w:t>
@@ -411,6 +432,7 @@
             <w:r>
               <w:rPr>
                 <w:rFonts w:ascii="宋体" w:hAnsi="宋体" w:eastAsia="宋体"/>
+                <w:color w:val="000000"/>
                 <w:sz w:val="21"/>
               </w:rPr>
               <w:t xml:space="preserve">cyy、zdh、zy</w:t>
@@ -429,6 +451,7 @@
             <w:r>
               <w:rPr>
                 <w:rFonts w:ascii="宋体" w:hAnsi="宋体" w:eastAsia="宋体"/>
+                <w:color w:val="000000"/>
                 <w:sz w:val="21"/>
               </w:rPr>
               <w:t xml:space="preserve">版本</w:t>
@@ -445,6 +468,7 @@
             <w:r>
               <w:rPr>
                 <w:rFonts w:ascii="宋体" w:hAnsi="宋体" w:eastAsia="宋体"/>
+                <w:color w:val="000000"/>
                 <w:sz w:val="21"/>
               </w:rPr>
               <w:t xml:space="preserve">V3.0</w:t>
@@ -463,6 +487,7 @@
             <w:r>
               <w:rPr>
                 <w:rFonts w:ascii="宋体" w:hAnsi="宋体" w:eastAsia="宋体"/>
+                <w:color w:val="000000"/>
                 <w:sz w:val="21"/>
               </w:rPr>
               <w:t xml:space="preserve">修订日期</w:t>
@@ -479,6 +504,7 @@
             <w:r>
               <w:rPr>
                 <w:rFonts w:ascii="宋体" w:hAnsi="宋体" w:eastAsia="宋体"/>
+                <w:color w:val="000000"/>
                 <w:sz w:val="21"/>
               </w:rPr>
               <w:t xml:space="preserve">2026-06-14</w:t>
@@ -497,6 +523,7 @@
             <w:r>
               <w:rPr>
                 <w:rFonts w:ascii="宋体" w:hAnsi="宋体" w:eastAsia="宋体"/>
+                <w:color w:val="000000"/>
                 <w:sz w:val="21"/>
               </w:rPr>
               <w:t xml:space="preserve">归档形式</w:t>
@@ -513,6 +540,7 @@
             <w:r>
               <w:rPr>
                 <w:rFonts w:ascii="宋体" w:hAnsi="宋体" w:eastAsia="宋体"/>
+                <w:color w:val="000000"/>
                 <w:sz w:val="21"/>
               </w:rPr>
               <w:t xml:space="preserve">Markdown 源文件、PDF、DOCX</w:t>
@@ -531,6 +559,7 @@
             <w:r>
               <w:rPr>
                 <w:rFonts w:ascii="宋体" w:hAnsi="宋体" w:eastAsia="宋体"/>
+                <w:color w:val="000000"/>
                 <w:sz w:val="21"/>
               </w:rPr>
               <w:t xml:space="preserve">内容基线</w:t>
@@ -547,6 +576,7 @@
             <w:r>
               <w:rPr>
                 <w:rFonts w:ascii="宋体" w:hAnsi="宋体" w:eastAsia="宋体"/>
+                <w:color w:val="000000"/>
                 <w:sz w:val="21"/>
               </w:rPr>
               <w:t xml:space="preserve">成员职责、贡献比例、交叉评审和确认说明</w:t>
@@ -564,6 +594,7 @@
       <w:r>
         <w:rPr>
           <w:rFonts w:ascii="宋体" w:hAnsi="宋体" w:eastAsia="宋体"/>
+          <w:color w:val="000000"/>
         </w:rPr>
         <w:t xml:space="preserve">修订记录</w:t>
       </w:r>
@@ -598,6 +629,7 @@
               <w:rPr>
                 <w:rFonts w:ascii="宋体" w:hAnsi="宋体" w:eastAsia="宋体"/>
                 <w:b/>
+                <w:color w:val="000000"/>
                 <w:sz w:val="21"/>
               </w:rPr>
               <w:t xml:space="preserve">版本</w:t>
@@ -618,6 +650,7 @@
               <w:rPr>
                 <w:rFonts w:ascii="宋体" w:hAnsi="宋体" w:eastAsia="宋体"/>
                 <w:b/>
+                <w:color w:val="000000"/>
                 <w:sz w:val="21"/>
               </w:rPr>
               <w:t xml:space="preserve">日期</w:t>
@@ -638,6 +671,7 @@
               <w:rPr>
                 <w:rFonts w:ascii="宋体" w:hAnsi="宋体" w:eastAsia="宋体"/>
                 <w:b/>
+                <w:color w:val="000000"/>
                 <w:sz w:val="21"/>
               </w:rPr>
               <w:t xml:space="preserve">编写人</w:t>
@@ -658,6 +692,7 @@
               <w:rPr>
                 <w:rFonts w:ascii="宋体" w:hAnsi="宋体" w:eastAsia="宋体"/>
                 <w:b/>
+                <w:color w:val="000000"/>
                 <w:sz w:val="21"/>
               </w:rPr>
               <w:t xml:space="preserve">说明</w:t>
@@ -676,6 +711,7 @@
             <w:r>
               <w:rPr>
                 <w:rFonts w:ascii="宋体" w:hAnsi="宋体" w:eastAsia="宋体"/>
+                <w:color w:val="000000"/>
                 <w:sz w:val="21"/>
               </w:rPr>
               <w:t xml:space="preserve">V1.0</w:t>
@@ -692,6 +728,7 @@
             <w:r>
               <w:rPr>
                 <w:rFonts w:ascii="宋体" w:hAnsi="宋体" w:eastAsia="宋体"/>
+                <w:color w:val="000000"/>
                 <w:sz w:val="21"/>
               </w:rPr>
               <w:t xml:space="preserve">2025-11-10</w:t>
@@ -708,6 +745,7 @@
             <w:r>
               <w:rPr>
                 <w:rFonts w:ascii="宋体" w:hAnsi="宋体" w:eastAsia="宋体"/>
+                <w:color w:val="000000"/>
                 <w:sz w:val="21"/>
               </w:rPr>
               <w:t xml:space="preserve">项目组</w:t>
@@ -724,6 +762,7 @@
             <w:r>
               <w:rPr>
                 <w:rFonts w:ascii="宋体" w:hAnsi="宋体" w:eastAsia="宋体"/>
+                <w:color w:val="000000"/>
                 <w:sz w:val="21"/>
               </w:rPr>
               <w:t xml:space="preserve">完成初版课程文档</w:t>
@@ -742,6 +781,7 @@
             <w:r>
               <w:rPr>
                 <w:rFonts w:ascii="宋体" w:hAnsi="宋体" w:eastAsia="宋体"/>
+                <w:color w:val="000000"/>
                 <w:sz w:val="21"/>
               </w:rPr>
               <w:t xml:space="preserve">V2.0</w:t>
@@ -758,6 +798,7 @@
             <w:r>
               <w:rPr>
                 <w:rFonts w:ascii="宋体" w:hAnsi="宋体" w:eastAsia="宋体"/>
+                <w:color w:val="000000"/>
                 <w:sz w:val="21"/>
               </w:rPr>
               <w:t xml:space="preserve">2026-03-12</w:t>
@@ -774,6 +815,7 @@
             <w:r>
               <w:rPr>
                 <w:rFonts w:ascii="宋体" w:hAnsi="宋体" w:eastAsia="宋体"/>
+                <w:color w:val="000000"/>
                 <w:sz w:val="21"/>
               </w:rPr>
               <w:t xml:space="preserve">项目组</w:t>
@@ -790,6 +832,7 @@
             <w:r>
               <w:rPr>
                 <w:rFonts w:ascii="宋体" w:hAnsi="宋体" w:eastAsia="宋体"/>
+                <w:color w:val="000000"/>
                 <w:sz w:val="21"/>
               </w:rPr>
               <w:t xml:space="preserve">统一项目名称、技术基线和阶段交付内容</w:t>
@@ -808,6 +851,7 @@
             <w:r>
               <w:rPr>
                 <w:rFonts w:ascii="宋体" w:hAnsi="宋体" w:eastAsia="宋体"/>
+                <w:color w:val="000000"/>
                 <w:sz w:val="21"/>
               </w:rPr>
               <w:t xml:space="preserve">V3.0</w:t>
@@ -824,6 +868,7 @@
             <w:r>
               <w:rPr>
                 <w:rFonts w:ascii="宋体" w:hAnsi="宋体" w:eastAsia="宋体"/>
+                <w:color w:val="000000"/>
                 <w:sz w:val="21"/>
               </w:rPr>
               <w:t xml:space="preserve">2026-06-14</w:t>
@@ -840,6 +885,7 @@
             <w:r>
               <w:rPr>
                 <w:rFonts w:ascii="宋体" w:hAnsi="宋体" w:eastAsia="宋体"/>
+                <w:color w:val="000000"/>
                 <w:sz w:val="21"/>
               </w:rPr>
               <w:t xml:space="preserve">项目组</w:t>
@@ -856,6 +902,7 @@
             <w:r>
               <w:rPr>
                 <w:rFonts w:ascii="宋体" w:hAnsi="宋体" w:eastAsia="宋体"/>
+                <w:color w:val="000000"/>
                 <w:sz w:val="21"/>
               </w:rPr>
               <w:t xml:space="preserve">参考课程交付样例统一封面与归档格式，补充数据理解、技术难点、测试验收和 DOCX 交付信息</w:t>
@@ -873,6 +920,7 @@
       <w:r>
         <w:rPr>
           <w:rFonts w:ascii="宋体" w:hAnsi="宋体" w:eastAsia="宋体"/>
+          <w:color w:val="000000"/>
         </w:rPr>
         <w:t xml:space="preserve">1. 贡献比例汇总</w:t>
       </w:r>
@@ -907,6 +955,7 @@
               <w:rPr>
                 <w:rFonts w:ascii="宋体" w:hAnsi="宋体" w:eastAsia="宋体"/>
                 <w:b/>
+                <w:color w:val="000000"/>
                 <w:sz w:val="21"/>
               </w:rPr>
               <w:t xml:space="preserve">成员</w:t>
@@ -927,6 +976,7 @@
               <w:rPr>
                 <w:rFonts w:ascii="宋体" w:hAnsi="宋体" w:eastAsia="宋体"/>
                 <w:b/>
+                <w:color w:val="000000"/>
                 <w:sz w:val="21"/>
               </w:rPr>
               <w:t xml:space="preserve">贡献比例</w:t>
@@ -947,6 +997,7 @@
               <w:rPr>
                 <w:rFonts w:ascii="宋体" w:hAnsi="宋体" w:eastAsia="宋体"/>
                 <w:b/>
+                <w:color w:val="000000"/>
                 <w:sz w:val="21"/>
               </w:rPr>
               <w:t xml:space="preserve">主要贡献依据</w:t>
@@ -965,6 +1016,7 @@
             <w:r>
               <w:rPr>
                 <w:rFonts w:ascii="宋体" w:hAnsi="宋体" w:eastAsia="宋体"/>
+                <w:color w:val="000000"/>
                 <w:sz w:val="21"/>
               </w:rPr>
               <w:t xml:space="preserve">zyj</w:t>
@@ -981,6 +1033,7 @@
             <w:r>
               <w:rPr>
                 <w:rFonts w:ascii="宋体" w:hAnsi="宋体" w:eastAsia="宋体"/>
+                <w:color w:val="000000"/>
                 <w:sz w:val="21"/>
               </w:rPr>
               <w:t xml:space="preserve">35%</w:t>
@@ -997,6 +1050,7 @@
             <w:r>
               <w:rPr>
                 <w:rFonts w:ascii="宋体" w:hAnsi="宋体" w:eastAsia="宋体"/>
+                <w:color w:val="000000"/>
                 <w:sz w:val="21"/>
               </w:rPr>
               <w:t xml:space="preserve">项目负责人、系统架构、训练框架、RUL 模型、论文复现和最终集成</w:t>
@@ -1015,6 +1069,7 @@
             <w:r>
               <w:rPr>
                 <w:rFonts w:ascii="宋体" w:hAnsi="宋体" w:eastAsia="宋体"/>
+                <w:color w:val="000000"/>
                 <w:sz w:val="21"/>
               </w:rPr>
               <w:t xml:space="preserve">cyy</w:t>
@@ -1031,6 +1086,7 @@
             <w:r>
               <w:rPr>
                 <w:rFonts w:ascii="宋体" w:hAnsi="宋体" w:eastAsia="宋体"/>
+                <w:color w:val="000000"/>
                 <w:sz w:val="21"/>
               </w:rPr>
               <w:t xml:space="preserve">25%</w:t>
@@ -1047,6 +1103,7 @@
             <w:r>
               <w:rPr>
                 <w:rFonts w:ascii="宋体" w:hAnsi="宋体" w:eastAsia="宋体"/>
+                <w:color w:val="000000"/>
                 <w:sz w:val="21"/>
               </w:rPr>
               <w:t xml:space="preserve">数据处理、数据集 loader、特征工程、数据文档和数据测试</w:t>
@@ -1065,6 +1122,7 @@
             <w:r>
               <w:rPr>
                 <w:rFonts w:ascii="宋体" w:hAnsi="宋体" w:eastAsia="宋体"/>
+                <w:color w:val="000000"/>
                 <w:sz w:val="21"/>
               </w:rPr>
               <w:t xml:space="preserve">zdh</w:t>
@@ -1081,6 +1139,7 @@
             <w:r>
               <w:rPr>
                 <w:rFonts w:ascii="宋体" w:hAnsi="宋体" w:eastAsia="宋体"/>
+                <w:color w:val="000000"/>
                 <w:sz w:val="21"/>
               </w:rPr>
               <w:t xml:space="preserve">20%</w:t>
@@ -1097,6 +1156,7 @@
             <w:r>
               <w:rPr>
                 <w:rFonts w:ascii="宋体" w:hAnsi="宋体" w:eastAsia="宋体"/>
+                <w:color w:val="000000"/>
                 <w:sz w:val="21"/>
               </w:rPr>
               <w:t xml:space="preserve">退化分析、失效概率/生存分析基础接口、评价指标、确认测试计划和确认测试报告</w:t>
@@ -1115,6 +1175,7 @@
             <w:r>
               <w:rPr>
                 <w:rFonts w:ascii="宋体" w:hAnsi="宋体" w:eastAsia="宋体"/>
+                <w:color w:val="000000"/>
                 <w:sz w:val="21"/>
               </w:rPr>
               <w:t xml:space="preserve">zy</w:t>
@@ -1131,6 +1192,7 @@
             <w:r>
               <w:rPr>
                 <w:rFonts w:ascii="宋体" w:hAnsi="宋体" w:eastAsia="宋体"/>
+                <w:color w:val="000000"/>
                 <w:sz w:val="21"/>
               </w:rPr>
               <w:t xml:space="preserve">20%</w:t>
@@ -1147,6 +1209,7 @@
             <w:r>
               <w:rPr>
                 <w:rFonts w:ascii="宋体" w:hAnsi="宋体" w:eastAsia="宋体"/>
+                <w:color w:val="000000"/>
                 <w:sz w:val="21"/>
               </w:rPr>
               <w:t xml:space="preserve">可视化、用户手册、安装配置、答辩提纲、讲稿和展示材料</w:t>
@@ -1164,6 +1227,7 @@
       <w:r>
         <w:rPr>
           <w:rFonts w:ascii="宋体" w:hAnsi="宋体" w:eastAsia="宋体"/>
+          <w:color w:val="000000"/>
         </w:rPr>
         <w:t xml:space="preserve">贡献比例根据项目计划、代码模块、文档产物、测试内容和最终集成工作综合评估。zyj 作为项目负责人承担额外集成与复现工作，因此比例略高；其他成员围绕数据、评价测试和展示文档分别承担主责。</w:t>
       </w:r>
@@ -1177,6 +1241,7 @@
       <w:r>
         <w:rPr>
           <w:rFonts w:ascii="宋体" w:hAnsi="宋体" w:eastAsia="宋体"/>
+          <w:color w:val="000000"/>
         </w:rPr>
         <w:t xml:space="preserve">2. 分工说明</w:t>
       </w:r>
@@ -1189,6 +1254,7 @@
       <w:r>
         <w:rPr>
           <w:rFonts w:ascii="宋体" w:hAnsi="宋体" w:eastAsia="宋体"/>
+          <w:color w:val="000000"/>
         </w:rPr>
         <w:t xml:space="preserve">zyj</w:t>
       </w:r>
@@ -1202,6 +1268,7 @@
       <w:r>
         <w:rPr>
           <w:rFonts w:ascii="宋体" w:hAnsi="宋体" w:eastAsia="宋体"/>
+          <w:color w:val="000000"/>
         </w:rPr>
         <w:t xml:space="preserve">负责项目整体架构、主命名空间设计、训练与测试框架、RUL 深度学习模型、CNN-LSTM-AM 和 xLSTM-Transformer 论文复现，以及最终代码集成和验收。</w:t>
       </w:r>
@@ -1215,6 +1282,7 @@
       <w:r>
         <w:rPr>
           <w:rFonts w:ascii="宋体" w:hAnsi="宋体" w:eastAsia="宋体"/>
+          <w:color w:val="000000"/>
         </w:rPr>
         <w:t xml:space="preserve">cyy</w:t>
       </w:r>
@@ -1228,12 +1296,14 @@
       <w:r>
         <w:rPr>
           <w:rFonts w:ascii="宋体" w:hAnsi="宋体" w:eastAsia="宋体"/>
+          <w:color w:val="000000"/>
         </w:rPr>
         <w:t xml:space="preserve">负责 XJTU-SY、PHM2012/FEMTO 数据解析，统一</w:t>
       </w:r>
       <w:r>
         <w:rPr>
           <w:rFonts w:ascii="宋体" w:hAnsi="宋体" w:eastAsia="宋体"/>
+          <w:color w:val="000000"/>
         </w:rPr>
         <w:t xml:space="preserve"> </w:t>
       </w:r>
@@ -1241,24 +1311,28 @@
         <w:rPr>
           <w:rStyle w:val="VerbatimChar"/>
           <w:rFonts w:ascii="宋体" w:hAnsi="宋体" w:eastAsia="宋体"/>
+          <w:color w:val="000000"/>
         </w:rPr>
         <w:t xml:space="preserve">BearingEntity</w:t>
       </w:r>
       <w:r>
         <w:rPr>
           <w:rFonts w:ascii="宋体" w:hAnsi="宋体" w:eastAsia="宋体"/>
+          <w:color w:val="000000"/>
         </w:rPr>
         <w:t xml:space="preserve"> </w:t>
       </w:r>
       <w:r>
         <w:rPr>
           <w:rFonts w:ascii="宋体" w:hAnsi="宋体" w:eastAsia="宋体"/>
+          <w:color w:val="000000"/>
         </w:rPr>
         <w:t xml:space="preserve">和</w:t>
       </w:r>
       <w:r>
         <w:rPr>
           <w:rFonts w:ascii="宋体" w:hAnsi="宋体" w:eastAsia="宋体"/>
+          <w:color w:val="000000"/>
         </w:rPr>
         <w:t xml:space="preserve"> </w:t>
       </w:r>
@@ -1266,18 +1340,21 @@
         <w:rPr>
           <w:rStyle w:val="VerbatimChar"/>
           <w:rFonts w:ascii="宋体" w:hAnsi="宋体" w:eastAsia="宋体"/>
+          <w:color w:val="000000"/>
         </w:rPr>
         <w:t xml:space="preserve">BearingWindowDataset</w:t>
       </w:r>
       <w:r>
         <w:rPr>
           <w:rFonts w:ascii="宋体" w:hAnsi="宋体" w:eastAsia="宋体"/>
+          <w:color w:val="000000"/>
         </w:rPr>
         <w:t xml:space="preserve"> </w:t>
       </w:r>
       <w:r>
         <w:rPr>
           <w:rFonts w:ascii="宋体" w:hAnsi="宋体" w:eastAsia="宋体"/>
+          <w:color w:val="000000"/>
         </w:rPr>
         <w:t xml:space="preserve">数据结构，补充数据集说明文档和真实数据接入测试。</w:t>
       </w:r>
@@ -1291,6 +1368,7 @@
       <w:r>
         <w:rPr>
           <w:rFonts w:ascii="宋体" w:hAnsi="宋体" w:eastAsia="宋体"/>
+          <w:color w:val="000000"/>
         </w:rPr>
         <w:t xml:space="preserve">zdh</w:t>
       </w:r>
@@ -1304,6 +1382,7 @@
       <w:r>
         <w:rPr>
           <w:rFonts w:ascii="宋体" w:hAnsi="宋体" w:eastAsia="宋体"/>
+          <w:color w:val="000000"/>
         </w:rPr>
         <w:t xml:space="preserve">负责退化阶段划分、失效概率/生存分析基础接口、评价指标体系、确认测试计划和确认测试报告，重点保障指标口径和验收标准的一致性。本轮结题验收中，RUL 指标和确认测试是主要交付依据，生存分析作为预测性维护扩展方向保留接口。</w:t>
       </w:r>
@@ -1317,6 +1396,7 @@
       <w:r>
         <w:rPr>
           <w:rFonts w:ascii="宋体" w:hAnsi="宋体" w:eastAsia="宋体"/>
+          <w:color w:val="000000"/>
         </w:rPr>
         <w:t xml:space="preserve">zy</w:t>
       </w:r>
@@ -1330,6 +1410,7 @@
       <w:r>
         <w:rPr>
           <w:rFonts w:ascii="宋体" w:hAnsi="宋体" w:eastAsia="宋体"/>
+          <w:color w:val="000000"/>
         </w:rPr>
         <w:t xml:space="preserve">负责可视化模块、用户手册、PPT 材料、图表展示和答辩叙事整理，重点保障系统成果能被清晰展示。</w:t>
       </w:r>
@@ -1344,6 +1425,7 @@
       <w:r>
         <w:rPr>
           <w:rFonts w:ascii="宋体" w:hAnsi="宋体" w:eastAsia="宋体"/>
+          <w:color w:val="000000"/>
         </w:rPr>
         <w:t xml:space="preserve">3. 交付物对应关系</w:t>
       </w:r>
@@ -1378,6 +1460,7 @@
               <w:rPr>
                 <w:rFonts w:ascii="宋体" w:hAnsi="宋体" w:eastAsia="宋体"/>
                 <w:b/>
+                <w:color w:val="000000"/>
                 <w:sz w:val="21"/>
               </w:rPr>
               <w:t xml:space="preserve">成员</w:t>
@@ -1398,6 +1481,7 @@
               <w:rPr>
                 <w:rFonts w:ascii="宋体" w:hAnsi="宋体" w:eastAsia="宋体"/>
                 <w:b/>
+                <w:color w:val="000000"/>
                 <w:sz w:val="21"/>
               </w:rPr>
               <w:t xml:space="preserve">主要交付物</w:t>
@@ -1418,6 +1502,7 @@
               <w:rPr>
                 <w:rFonts w:ascii="宋体" w:hAnsi="宋体" w:eastAsia="宋体"/>
                 <w:b/>
+                <w:color w:val="000000"/>
                 <w:sz w:val="21"/>
               </w:rPr>
               <w:t xml:space="preserve">交叉评审责任</w:t>
@@ -1436,6 +1521,7 @@
             <w:r>
               <w:rPr>
                 <w:rFonts w:ascii="宋体" w:hAnsi="宋体" w:eastAsia="宋体"/>
+                <w:color w:val="000000"/>
                 <w:sz w:val="21"/>
               </w:rPr>
               <w:t xml:space="preserve">zyj</w:t>
@@ -1452,6 +1538,7 @@
             <w:r>
               <w:rPr>
                 <w:rFonts w:ascii="宋体" w:hAnsi="宋体" w:eastAsia="宋体"/>
+                <w:color w:val="000000"/>
                 <w:sz w:val="21"/>
               </w:rPr>
               <w:t xml:space="preserve">系统架构、训练框架、RUL 模型、论文复现 workflow、结题集成</w:t>
@@ -1468,6 +1555,7 @@
             <w:r>
               <w:rPr>
                 <w:rFonts w:ascii="宋体" w:hAnsi="宋体" w:eastAsia="宋体"/>
+                <w:color w:val="000000"/>
                 <w:sz w:val="21"/>
               </w:rPr>
               <w:t xml:space="preserve">审核模型接口、实验指标和最终文档一致性</w:t>
@@ -1486,6 +1574,7 @@
             <w:r>
               <w:rPr>
                 <w:rFonts w:ascii="宋体" w:hAnsi="宋体" w:eastAsia="宋体"/>
+                <w:color w:val="000000"/>
                 <w:sz w:val="21"/>
               </w:rPr>
               <w:t xml:space="preserve">cyy</w:t>
@@ -1502,6 +1591,7 @@
             <w:r>
               <w:rPr>
                 <w:rFonts w:ascii="宋体" w:hAnsi="宋体" w:eastAsia="宋体"/>
+                <w:color w:val="000000"/>
                 <w:sz w:val="21"/>
               </w:rPr>
               <w:t xml:space="preserve">XJTU-SY/PHM2012 loader、数据说明、特征工程、数据相关测试</w:t>
@@ -1518,6 +1608,7 @@
             <w:r>
               <w:rPr>
                 <w:rFonts w:ascii="宋体" w:hAnsi="宋体" w:eastAsia="宋体"/>
+                <w:color w:val="000000"/>
                 <w:sz w:val="21"/>
               </w:rPr>
               <w:t xml:space="preserve">审核数据语义、目录说明和特征分析表述</w:t>
@@ -1536,6 +1627,7 @@
             <w:r>
               <w:rPr>
                 <w:rFonts w:ascii="宋体" w:hAnsi="宋体" w:eastAsia="宋体"/>
+                <w:color w:val="000000"/>
                 <w:sz w:val="21"/>
               </w:rPr>
               <w:t xml:space="preserve">zdh</w:t>
@@ -1552,6 +1644,7 @@
             <w:r>
               <w:rPr>
                 <w:rFonts w:ascii="宋体" w:hAnsi="宋体" w:eastAsia="宋体"/>
+                <w:color w:val="000000"/>
                 <w:sz w:val="21"/>
               </w:rPr>
               <w:t xml:space="preserve">失效概率/生存分析基础接口、评价指标、确认测试计划与报告</w:t>
@@ -1568,6 +1661,7 @@
             <w:r>
               <w:rPr>
                 <w:rFonts w:ascii="宋体" w:hAnsi="宋体" w:eastAsia="宋体"/>
+                <w:color w:val="000000"/>
                 <w:sz w:val="21"/>
               </w:rPr>
               <w:t xml:space="preserve">审核指标口径、验收标准和风险边界</w:t>
@@ -1586,6 +1680,7 @@
             <w:r>
               <w:rPr>
                 <w:rFonts w:ascii="宋体" w:hAnsi="宋体" w:eastAsia="宋体"/>
+                <w:color w:val="000000"/>
                 <w:sz w:val="21"/>
               </w:rPr>
               <w:t xml:space="preserve">zy</w:t>
@@ -1602,6 +1697,7 @@
             <w:r>
               <w:rPr>
                 <w:rFonts w:ascii="宋体" w:hAnsi="宋体" w:eastAsia="宋体"/>
+                <w:color w:val="000000"/>
                 <w:sz w:val="21"/>
               </w:rPr>
               <w:t xml:space="preserve">可视化、用户手册、安装配置、答辩提纲和讲稿</w:t>
@@ -1618,6 +1714,7 @@
             <w:r>
               <w:rPr>
                 <w:rFonts w:ascii="宋体" w:hAnsi="宋体" w:eastAsia="宋体"/>
+                <w:color w:val="000000"/>
                 <w:sz w:val="21"/>
               </w:rPr>
               <w:t xml:space="preserve">审核图表可读性、使用说明和汇报语气</w:t>
@@ -1635,6 +1732,7 @@
       <w:r>
         <w:rPr>
           <w:rFonts w:ascii="宋体" w:hAnsi="宋体" w:eastAsia="宋体"/>
+          <w:color w:val="000000"/>
         </w:rPr>
         <w:t xml:space="preserve">贡献比例不是按代码行数简单计算，而是综合设计、实现、测试、文档、联调和答辩准备工作量确定。</w:t>
       </w:r>
@@ -1648,6 +1746,7 @@
       <w:r>
         <w:rPr>
           <w:rFonts w:ascii="宋体" w:hAnsi="宋体" w:eastAsia="宋体"/>
+          <w:color w:val="000000"/>
         </w:rPr>
         <w:t xml:space="preserve">4. 客观依据说明</w:t>
       </w:r>
@@ -1686,6 +1785,7 @@
               <w:rPr>
                 <w:rFonts w:ascii="宋体" w:hAnsi="宋体" w:eastAsia="宋体"/>
                 <w:b/>
+                <w:color w:val="000000"/>
                 <w:sz w:val="21"/>
               </w:rPr>
               <w:t xml:space="preserve">依据类别</w:t>
@@ -1706,6 +1806,7 @@
               <w:rPr>
                 <w:rFonts w:ascii="宋体" w:hAnsi="宋体" w:eastAsia="宋体"/>
                 <w:b/>
+                <w:color w:val="000000"/>
                 <w:sz w:val="21"/>
               </w:rPr>
               <w:t xml:space="preserve">对应内容</w:t>
@@ -1726,6 +1827,7 @@
               <w:rPr>
                 <w:rFonts w:ascii="宋体" w:hAnsi="宋体" w:eastAsia="宋体"/>
                 <w:b/>
+                <w:color w:val="000000"/>
                 <w:sz w:val="21"/>
               </w:rPr>
               <w:t xml:space="preserve">用于判断的贡献</w:t>
@@ -1744,6 +1846,7 @@
             <w:r>
               <w:rPr>
                 <w:rFonts w:ascii="宋体" w:hAnsi="宋体" w:eastAsia="宋体"/>
+                <w:color w:val="000000"/>
                 <w:sz w:val="21"/>
               </w:rPr>
               <w:t xml:space="preserve">代码模块</w:t>
@@ -1761,6 +1864,7 @@
               <w:rPr>
                 <w:rStyle w:val="VerbatimChar"/>
                 <w:rFonts w:ascii="宋体" w:hAnsi="宋体" w:eastAsia="宋体"/>
+                <w:color w:val="000000"/>
                 <w:sz w:val="21"/>
               </w:rPr>
               <w:t xml:space="preserve">dataset</w:t>
@@ -1768,6 +1872,7 @@
             <w:r>
               <w:rPr>
                 <w:rFonts w:ascii="宋体" w:hAnsi="宋体" w:eastAsia="宋体"/>
+                <w:color w:val="000000"/>
                 <w:sz w:val="21"/>
               </w:rPr>
               <w:t xml:space="preserve">、</w:t>
@@ -1776,6 +1881,7 @@
               <w:rPr>
                 <w:rStyle w:val="VerbatimChar"/>
                 <w:rFonts w:ascii="宋体" w:hAnsi="宋体" w:eastAsia="宋体"/>
+                <w:color w:val="000000"/>
                 <w:sz w:val="21"/>
               </w:rPr>
               <w:t xml:space="preserve">feature</w:t>
@@ -1783,6 +1889,7 @@
             <w:r>
               <w:rPr>
                 <w:rFonts w:ascii="宋体" w:hAnsi="宋体" w:eastAsia="宋体"/>
+                <w:color w:val="000000"/>
                 <w:sz w:val="21"/>
               </w:rPr>
               <w:t xml:space="preserve">、</w:t>
@@ -1791,6 +1898,7 @@
               <w:rPr>
                 <w:rStyle w:val="VerbatimChar"/>
                 <w:rFonts w:ascii="宋体" w:hAnsi="宋体" w:eastAsia="宋体"/>
+                <w:color w:val="000000"/>
                 <w:sz w:val="21"/>
               </w:rPr>
               <w:t xml:space="preserve">labeling</w:t>
@@ -1798,6 +1906,7 @@
             <w:r>
               <w:rPr>
                 <w:rFonts w:ascii="宋体" w:hAnsi="宋体" w:eastAsia="宋体"/>
+                <w:color w:val="000000"/>
                 <w:sz w:val="21"/>
               </w:rPr>
               <w:t xml:space="preserve">、</w:t>
@@ -1806,6 +1915,7 @@
               <w:rPr>
                 <w:rStyle w:val="VerbatimChar"/>
                 <w:rFonts w:ascii="宋体" w:hAnsi="宋体" w:eastAsia="宋体"/>
+                <w:color w:val="000000"/>
                 <w:sz w:val="21"/>
               </w:rPr>
               <w:t xml:space="preserve">models</w:t>
@@ -1813,6 +1923,7 @@
             <w:r>
               <w:rPr>
                 <w:rFonts w:ascii="宋体" w:hAnsi="宋体" w:eastAsia="宋体"/>
+                <w:color w:val="000000"/>
                 <w:sz w:val="21"/>
               </w:rPr>
               <w:t xml:space="preserve">、</w:t>
@@ -1821,6 +1932,7 @@
               <w:rPr>
                 <w:rStyle w:val="VerbatimChar"/>
                 <w:rFonts w:ascii="宋体" w:hAnsi="宋体" w:eastAsia="宋体"/>
+                <w:color w:val="000000"/>
                 <w:sz w:val="21"/>
               </w:rPr>
               <w:t xml:space="preserve">training</w:t>
@@ -1828,6 +1940,7 @@
             <w:r>
               <w:rPr>
                 <w:rFonts w:ascii="宋体" w:hAnsi="宋体" w:eastAsia="宋体"/>
+                <w:color w:val="000000"/>
                 <w:sz w:val="21"/>
               </w:rPr>
               <w:t xml:space="preserve">、</w:t>
@@ -1836,6 +1949,7 @@
               <w:rPr>
                 <w:rStyle w:val="VerbatimChar"/>
                 <w:rFonts w:ascii="宋体" w:hAnsi="宋体" w:eastAsia="宋体"/>
+                <w:color w:val="000000"/>
                 <w:sz w:val="21"/>
               </w:rPr>
               <w:t xml:space="preserve">evaluation</w:t>
@@ -1843,6 +1957,7 @@
             <w:r>
               <w:rPr>
                 <w:rFonts w:ascii="宋体" w:hAnsi="宋体" w:eastAsia="宋体"/>
+                <w:color w:val="000000"/>
                 <w:sz w:val="21"/>
               </w:rPr>
               <w:t xml:space="preserve">、</w:t>
@@ -1851,6 +1966,7 @@
               <w:rPr>
                 <w:rStyle w:val="VerbatimChar"/>
                 <w:rFonts w:ascii="宋体" w:hAnsi="宋体" w:eastAsia="宋体"/>
+                <w:color w:val="000000"/>
                 <w:sz w:val="21"/>
               </w:rPr>
               <w:t xml:space="preserve">visualization</w:t>
@@ -1867,6 +1983,7 @@
             <w:r>
               <w:rPr>
                 <w:rFonts w:ascii="宋体" w:hAnsi="宋体" w:eastAsia="宋体"/>
+                <w:color w:val="000000"/>
                 <w:sz w:val="21"/>
               </w:rPr>
               <w:t xml:space="preserve">反映成员负责的实现范围</w:t>
@@ -1885,6 +2002,7 @@
             <w:r>
               <w:rPr>
                 <w:rFonts w:ascii="宋体" w:hAnsi="宋体" w:eastAsia="宋体"/>
+                <w:color w:val="000000"/>
                 <w:sz w:val="21"/>
               </w:rPr>
               <w:t xml:space="preserve">自动化测试</w:t>
@@ -1901,6 +2019,7 @@
             <w:r>
               <w:rPr>
                 <w:rFonts w:ascii="宋体" w:hAnsi="宋体" w:eastAsia="宋体"/>
+                <w:color w:val="000000"/>
                 <w:sz w:val="21"/>
               </w:rPr>
               <w:t xml:space="preserve">loader 测试、RUL 指标测试、训练 pipeline 测试、论文复现测试、notebook 执行测试</w:t>
@@ -1917,6 +2036,7 @@
             <w:r>
               <w:rPr>
                 <w:rFonts w:ascii="宋体" w:hAnsi="宋体" w:eastAsia="宋体"/>
+                <w:color w:val="000000"/>
                 <w:sz w:val="21"/>
               </w:rPr>
               <w:t xml:space="preserve">反映功能是否被验证</w:t>
@@ -1935,6 +2055,7 @@
             <w:r>
               <w:rPr>
                 <w:rFonts w:ascii="宋体" w:hAnsi="宋体" w:eastAsia="宋体"/>
+                <w:color w:val="000000"/>
                 <w:sz w:val="21"/>
               </w:rPr>
               <w:t xml:space="preserve">论文复现</w:t>
@@ -1952,6 +2073,7 @@
               <w:rPr>
                 <w:rStyle w:val="VerbatimChar"/>
                 <w:rFonts w:ascii="宋体" w:hAnsi="宋体" w:eastAsia="宋体"/>
+                <w:color w:val="000000"/>
                 <w:sz w:val="21"/>
               </w:rPr>
               <w:t xml:space="preserve">examples/06_*</w:t>
@@ -1959,6 +2081,7 @@
             <w:r>
               <w:rPr>
                 <w:rFonts w:ascii="宋体" w:hAnsi="宋体" w:eastAsia="宋体"/>
+                <w:color w:val="000000"/>
                 <w:sz w:val="21"/>
               </w:rPr>
               <w:t xml:space="preserve">、</w:t>
@@ -1967,6 +2090,7 @@
               <w:rPr>
                 <w:rStyle w:val="VerbatimChar"/>
                 <w:rFonts w:ascii="宋体" w:hAnsi="宋体" w:eastAsia="宋体"/>
+                <w:color w:val="000000"/>
                 <w:sz w:val="21"/>
               </w:rPr>
               <w:t xml:space="preserve">examples/07_*</w:t>
@@ -1974,6 +2098,7 @@
             <w:r>
               <w:rPr>
                 <w:rFonts w:ascii="宋体" w:hAnsi="宋体" w:eastAsia="宋体"/>
+                <w:color w:val="000000"/>
                 <w:sz w:val="21"/>
               </w:rPr>
               <w:t xml:space="preserve"> </w:t>
@@ -1981,6 +2106,7 @@
             <w:r>
               <w:rPr>
                 <w:rFonts w:ascii="宋体" w:hAnsi="宋体" w:eastAsia="宋体"/>
+                <w:color w:val="000000"/>
                 <w:sz w:val="21"/>
               </w:rPr>
               <w:t xml:space="preserve">和</w:t>
@@ -1988,6 +2114,7 @@
             <w:r>
               <w:rPr>
                 <w:rFonts w:ascii="宋体" w:hAnsi="宋体" w:eastAsia="宋体"/>
+                <w:color w:val="000000"/>
                 <w:sz w:val="21"/>
               </w:rPr>
               <w:t xml:space="preserve"> </w:t>
@@ -1996,6 +2123,7 @@
               <w:rPr>
                 <w:rStyle w:val="VerbatimChar"/>
                 <w:rFonts w:ascii="宋体" w:hAnsi="宋体" w:eastAsia="宋体"/>
+                <w:color w:val="000000"/>
                 <w:sz w:val="21"/>
               </w:rPr>
               <w:t xml:space="preserve">docs/PAPER_REPRODUCTION.md</w:t>
@@ -2012,6 +2140,7 @@
             <w:r>
               <w:rPr>
                 <w:rFonts w:ascii="宋体" w:hAnsi="宋体" w:eastAsia="宋体"/>
+                <w:color w:val="000000"/>
                 <w:sz w:val="21"/>
               </w:rPr>
               <w:t xml:space="preserve">反映模型、指标和实验记录工作量</w:t>
@@ -2030,6 +2159,7 @@
             <w:r>
               <w:rPr>
                 <w:rFonts w:ascii="宋体" w:hAnsi="宋体" w:eastAsia="宋体"/>
+                <w:color w:val="000000"/>
                 <w:sz w:val="21"/>
               </w:rPr>
               <w:t xml:space="preserve">课程文档</w:t>
@@ -2046,6 +2176,7 @@
             <w:r>
               <w:rPr>
                 <w:rFonts w:ascii="宋体" w:hAnsi="宋体" w:eastAsia="宋体"/>
+                <w:color w:val="000000"/>
                 <w:sz w:val="21"/>
               </w:rPr>
               <w:t xml:space="preserve">开题、中期、结题、测试报告、用户手册、安装手册、技术论文、答辩材料</w:t>
@@ -2062,6 +2193,7 @@
             <w:r>
               <w:rPr>
                 <w:rFonts w:ascii="宋体" w:hAnsi="宋体" w:eastAsia="宋体"/>
+                <w:color w:val="000000"/>
                 <w:sz w:val="21"/>
               </w:rPr>
               <w:t xml:space="preserve">反映软件工程交付完整性</w:t>
@@ -2080,6 +2212,7 @@
             <w:r>
               <w:rPr>
                 <w:rFonts w:ascii="宋体" w:hAnsi="宋体" w:eastAsia="宋体"/>
+                <w:color w:val="000000"/>
                 <w:sz w:val="21"/>
               </w:rPr>
               <w:t xml:space="preserve">最终集成</w:t>
@@ -2096,6 +2229,7 @@
             <w:r>
               <w:rPr>
                 <w:rFonts w:ascii="宋体" w:hAnsi="宋体" w:eastAsia="宋体"/>
+                <w:color w:val="000000"/>
                 <w:sz w:val="21"/>
               </w:rPr>
               <w:t xml:space="preserve">文档导出脚本、PPT/讲稿、确认测试报告、交付清单</w:t>
@@ -2112,6 +2246,7 @@
             <w:r>
               <w:rPr>
                 <w:rFonts w:ascii="宋体" w:hAnsi="宋体" w:eastAsia="宋体"/>
+                <w:color w:val="000000"/>
                 <w:sz w:val="21"/>
               </w:rPr>
               <w:t xml:space="preserve">反映结题阶段收口工作</w:t>
@@ -2129,6 +2264,7 @@
       <w:r>
         <w:rPr>
           <w:rFonts w:ascii="宋体" w:hAnsi="宋体" w:eastAsia="宋体"/>
+          <w:color w:val="000000"/>
         </w:rPr>
         <w:t xml:space="preserve">5. 贡献确认</w:t>
       </w:r>
@@ -2142,6 +2278,7 @@
       <w:r>
         <w:rPr>
           <w:rFonts w:ascii="宋体" w:hAnsi="宋体" w:eastAsia="宋体"/>
+          <w:color w:val="000000"/>
         </w:rPr>
         <w:t xml:space="preserve">本贡献比例根据项目计划、代码模块、文档产物、测试内容和最终集成工作综合评估。各成员均参与需求理解、阶段评审和最终材料整理。</w:t>
       </w:r>
@@ -2285,6 +2422,7 @@
     <w:qFormat/>
     <w:rPr>
       <w:rFonts w:ascii="宋体" w:hAnsi="宋体" w:eastAsia="宋体"/>
+      <w:color w:val="000000"/>
       <w:sz w:val="21"/>
     </w:rPr>
   </w:style>
@@ -2298,6 +2436,7 @@
     <w:qFormat/>
     <w:rPr>
       <w:rFonts w:ascii="宋体" w:hAnsi="宋体" w:eastAsia="宋体"/>
+      <w:color w:val="000000"/>
       <w:sz w:val="21"/>
     </w:rPr>
   </w:style>
@@ -2308,6 +2447,7 @@
     <w:qFormat/>
     <w:rPr>
       <w:rFonts w:ascii="宋体" w:hAnsi="宋体" w:eastAsia="宋体"/>
+      <w:color w:val="000000"/>
       <w:sz w:val="21"/>
     </w:rPr>
   </w:style>
@@ -2320,6 +2460,7 @@
     </w:pPr>
     <w:rPr>
       <w:rFonts w:ascii="宋体" w:hAnsi="宋体" w:eastAsia="宋体"/>
+      <w:color w:val="000000"/>
       <w:sz w:val="21"/>
     </w:rPr>
   </w:style>
@@ -2338,7 +2479,7 @@
       <w:rFonts w:asciiTheme="majorHAnsi" w:cstheme="majorBidi" w:eastAsiaTheme="majorEastAsia" w:hAnsiTheme="majorHAnsi" w:ascii="黑体" w:hAnsi="黑体" w:eastAsia="黑体"/>
       <w:b/>
       <w:bCs/>
-      <w:color w:themeColor="accent1" w:themeShade="B5" w:val="345A8A"/>
+      <w:color w:val="000000"/>
       <w:sz w:val="36"/>
       <w:szCs w:val="36"/>
     </w:rPr>
@@ -2355,6 +2496,7 @@
       <w:jc w:val="center"/>
     </w:pPr>
     <w:rPr>
+      <w:color w:val="000000"/>
       <w:sz w:val="30"/>
       <w:szCs w:val="30"/>
     </w:rPr>
@@ -2418,7 +2560,7 @@
       <w:rFonts w:asciiTheme="majorHAnsi" w:cstheme="majorBidi" w:eastAsiaTheme="majorEastAsia" w:hAnsiTheme="majorHAnsi" w:ascii="宋体" w:hAnsi="宋体" w:eastAsia="宋体"/>
       <w:b/>
       <w:bCs/>
-      <w:color w:themeColor="accent1" w:val="4F81BD"/>
+      <w:color w:val="000000"/>
       <w:sz w:val="48"/>
       <w:szCs w:val="32"/>
     </w:rPr>
@@ -2440,7 +2582,7 @@
       <w:rFonts w:asciiTheme="majorHAnsi" w:cstheme="majorBidi" w:eastAsiaTheme="majorEastAsia" w:hAnsiTheme="majorHAnsi" w:ascii="宋体" w:hAnsi="宋体" w:eastAsia="宋体"/>
       <w:b/>
       <w:bCs/>
-      <w:color w:themeColor="accent1" w:val="4F81BD"/>
+      <w:color w:val="000000"/>
       <w:sz w:val="36"/>
       <w:szCs w:val="28"/>
     </w:rPr>
@@ -2462,7 +2604,7 @@
       <w:rFonts w:asciiTheme="majorHAnsi" w:cstheme="majorBidi" w:eastAsiaTheme="majorEastAsia" w:hAnsiTheme="majorHAnsi" w:ascii="宋体" w:hAnsi="宋体" w:eastAsia="宋体"/>
       <w:b/>
       <w:bCs/>
-      <w:color w:themeColor="accent1" w:val="4F81BD"/>
+      <w:color w:val="000000"/>
       <w:sz w:val="27"/>
       <w:szCs w:val="24"/>
     </w:rPr>
@@ -2485,7 +2627,7 @@
       <w:i/>
       <w:b/>
       <w:bCs/>
-      <w:color w:themeColor="accent1" w:val="4F81BD"/>
+      <w:color w:val="000000"/>
       <w:sz w:val="24"/>
       <w:szCs w:val="24"/>
     </w:rPr>
@@ -2504,10 +2646,11 @@
       <w:outlineLvl w:val="4"/>
     </w:pPr>
     <w:rPr>
-      <w:rFonts w:asciiTheme="majorHAnsi" w:cstheme="majorBidi" w:eastAsiaTheme="majorEastAsia" w:hAnsiTheme="majorHAnsi"/>
+      <w:rFonts w:asciiTheme="majorHAnsi" w:cstheme="majorBidi" w:eastAsiaTheme="majorEastAsia" w:hAnsiTheme="majorHAnsi" w:ascii="宋体" w:hAnsi="宋体" w:eastAsia="宋体"/>
+      <w:b/>
       <w:iCs/>
-      <w:color w:themeColor="accent1" w:val="4F81BD"/>
-      <w:sz w:val="24"/>
+      <w:color w:val="000000"/>
+      <w:sz w:val="21"/>
       <w:szCs w:val="24"/>
     </w:rPr>
   </w:style>
@@ -2525,9 +2668,10 @@
       <w:outlineLvl w:val="5"/>
     </w:pPr>
     <w:rPr>
-      <w:rFonts w:asciiTheme="majorHAnsi" w:cstheme="majorBidi" w:eastAsiaTheme="majorEastAsia" w:hAnsiTheme="majorHAnsi"/>
-      <w:color w:themeColor="accent1" w:val="4F81BD"/>
-      <w:sz w:val="24"/>
+      <w:rFonts w:asciiTheme="majorHAnsi" w:cstheme="majorBidi" w:eastAsiaTheme="majorEastAsia" w:hAnsiTheme="majorHAnsi" w:ascii="宋体" w:hAnsi="宋体" w:eastAsia="宋体"/>
+      <w:b/>
+      <w:color w:val="000000"/>
+      <w:sz w:val="21"/>
       <w:szCs w:val="24"/>
     </w:rPr>
   </w:style>
@@ -2545,9 +2689,10 @@
       <w:outlineLvl w:val="6"/>
     </w:pPr>
     <w:rPr>
-      <w:rFonts w:asciiTheme="majorHAnsi" w:cstheme="majorBidi" w:eastAsiaTheme="majorEastAsia" w:hAnsiTheme="majorHAnsi"/>
-      <w:color w:themeColor="accent1" w:val="4F81BD"/>
-      <w:sz w:val="24"/>
+      <w:rFonts w:asciiTheme="majorHAnsi" w:cstheme="majorBidi" w:eastAsiaTheme="majorEastAsia" w:hAnsiTheme="majorHAnsi" w:ascii="宋体" w:hAnsi="宋体" w:eastAsia="宋体"/>
+      <w:b/>
+      <w:color w:val="000000"/>
+      <w:sz w:val="21"/>
       <w:szCs w:val="24"/>
     </w:rPr>
   </w:style>
@@ -2565,9 +2710,10 @@
       <w:outlineLvl w:val="7"/>
     </w:pPr>
     <w:rPr>
-      <w:rFonts w:asciiTheme="majorHAnsi" w:cstheme="majorBidi" w:eastAsiaTheme="majorEastAsia" w:hAnsiTheme="majorHAnsi"/>
-      <w:color w:themeColor="accent1" w:val="4F81BD"/>
-      <w:sz w:val="24"/>
+      <w:rFonts w:asciiTheme="majorHAnsi" w:cstheme="majorBidi" w:eastAsiaTheme="majorEastAsia" w:hAnsiTheme="majorHAnsi" w:ascii="宋体" w:hAnsi="宋体" w:eastAsia="宋体"/>
+      <w:b/>
+      <w:color w:val="000000"/>
+      <w:sz w:val="21"/>
       <w:szCs w:val="24"/>
     </w:rPr>
   </w:style>
@@ -2585,9 +2731,10 @@
       <w:outlineLvl w:val="8"/>
     </w:pPr>
     <w:rPr>
-      <w:rFonts w:asciiTheme="majorHAnsi" w:cstheme="majorBidi" w:eastAsiaTheme="majorEastAsia" w:hAnsiTheme="majorHAnsi"/>
-      <w:color w:themeColor="accent1" w:val="4F81BD"/>
-      <w:sz w:val="24"/>
+      <w:rFonts w:asciiTheme="majorHAnsi" w:cstheme="majorBidi" w:eastAsiaTheme="majorEastAsia" w:hAnsiTheme="majorHAnsi" w:ascii="宋体" w:hAnsi="宋体" w:eastAsia="宋体"/>
+      <w:b/>
+      <w:color w:val="000000"/>
+      <w:sz w:val="21"/>
       <w:szCs w:val="24"/>
     </w:rPr>
   </w:style>
@@ -2725,7 +2872,7 @@
     <w:name w:val="Hyperlink"/>
     <w:basedOn w:val="BodyTextChar"/>
     <w:rPr>
-      <w:color w:themeColor="accent1" w:val="4F81BD"/>
+      <w:color w:val="000000"/>
     </w:rPr>
   </w:style>
   <w:style w:styleId="TOCHeading" w:type="paragraph">
@@ -2743,7 +2890,7 @@
       <w:rFonts w:asciiTheme="majorHAnsi" w:cstheme="majorBidi" w:eastAsiaTheme="majorEastAsia" w:hAnsiTheme="majorHAnsi"/>
       <w:b w:val="0"/>
       <w:bCs w:val="0"/>
-      <w:color w:themeColor="accent1" w:themeShade="BF" w:val="365F91"/>
+      <w:color w:val="000000"/>
     </w:rPr>
   </w:style>
   <w:style w:type="paragraph" w:customStyle="1" w:styleId="SourceCode">
